--- a/CYBER_SECURITY_FINAL.docx
+++ b/CYBER_SECURITY_FINAL.docx
@@ -576,7 +576,6 @@
                 <w:lang w:val="en-IN"/>
               </w:rPr>
             </w:pPr>
-            <w:proofErr w:type="gramStart"/>
             <w:r>
               <w:rPr>
                 <w:rFonts w:ascii="Times New Roman" w:eastAsia="Times New Roman" w:hAnsi="Times New Roman" w:cs="Times New Roman"/>
@@ -586,9 +585,8 @@
                 <w:szCs w:val="32"/>
                 <w:lang w:val="en-US"/>
               </w:rPr>
-              <w:t>S.ASIN</w:t>
+              <w:t>S. ASIN</w:t>
             </w:r>
-            <w:proofErr w:type="gramEnd"/>
             <w:r>
               <w:rPr>
                 <w:rFonts w:ascii="Times New Roman" w:eastAsia="Times New Roman" w:hAnsi="Times New Roman" w:cs="Times New Roman"/>
@@ -623,7 +621,6 @@
                 <w:lang w:val="en-IN"/>
               </w:rPr>
             </w:pPr>
-            <w:proofErr w:type="gramStart"/>
             <w:r>
               <w:rPr>
                 <w:rFonts w:ascii="Times New Roman" w:eastAsia="Times New Roman" w:hAnsi="Times New Roman" w:cs="Times New Roman"/>
@@ -631,9 +628,8 @@
                 <w:szCs w:val="32"/>
                 <w:lang w:val="en-IN"/>
               </w:rPr>
-              <w:t>ST.JOSEPH’S</w:t>
+              <w:t>ST. JOSEPH’S</w:t>
             </w:r>
-            <w:proofErr w:type="gramEnd"/>
             <w:r>
               <w:rPr>
                 <w:rFonts w:ascii="Times New Roman" w:eastAsia="Times New Roman" w:hAnsi="Times New Roman" w:cs="Times New Roman"/>
@@ -751,7 +747,6 @@
                 <w:lang w:val="en-IN"/>
               </w:rPr>
             </w:pPr>
-            <w:proofErr w:type="gramStart"/>
             <w:r>
               <w:rPr>
                 <w:rFonts w:ascii="Times New Roman" w:eastAsia="Times New Roman" w:hAnsi="Times New Roman" w:cs="Times New Roman"/>
@@ -761,9 +756,8 @@
                 <w:szCs w:val="32"/>
                 <w:lang w:val="en-IN"/>
               </w:rPr>
-              <w:t>A.REJWANA</w:t>
+              <w:t>A. REJWANA</w:t>
             </w:r>
-            <w:proofErr w:type="gramEnd"/>
           </w:p>
         </w:tc>
         <w:tc>
@@ -786,7 +780,6 @@
                 <w:szCs w:val="32"/>
               </w:rPr>
             </w:pPr>
-            <w:proofErr w:type="gramStart"/>
             <w:r>
               <w:rPr>
                 <w:rFonts w:ascii="Times New Roman" w:eastAsia="Times New Roman" w:hAnsi="Times New Roman" w:cs="Times New Roman"/>
@@ -794,9 +787,8 @@
                 <w:szCs w:val="32"/>
                 <w:lang w:val="en-IN"/>
               </w:rPr>
-              <w:t>ST.JOSEPH’S</w:t>
+              <w:t>ST. JOSEPH’S</w:t>
             </w:r>
-            <w:proofErr w:type="gramEnd"/>
             <w:r>
               <w:rPr>
                 <w:rFonts w:ascii="Times New Roman" w:eastAsia="Times New Roman" w:hAnsi="Times New Roman" w:cs="Times New Roman"/>
@@ -911,7 +903,6 @@
                 <w:lang w:val="en-IN"/>
               </w:rPr>
             </w:pPr>
-            <w:proofErr w:type="gramStart"/>
             <w:r>
               <w:rPr>
                 <w:rFonts w:ascii="Times New Roman" w:eastAsia="Times New Roman" w:hAnsi="Times New Roman" w:cs="Times New Roman"/>
@@ -921,9 +912,8 @@
                 <w:szCs w:val="32"/>
                 <w:lang w:val="en-IN"/>
               </w:rPr>
-              <w:t>S.ASMAA</w:t>
+              <w:t>S. ASMAA</w:t>
             </w:r>
-            <w:proofErr w:type="gramEnd"/>
           </w:p>
         </w:tc>
         <w:tc>
@@ -946,7 +936,6 @@
                 <w:szCs w:val="32"/>
               </w:rPr>
             </w:pPr>
-            <w:proofErr w:type="gramStart"/>
             <w:r>
               <w:rPr>
                 <w:rFonts w:ascii="Times New Roman" w:eastAsia="Times New Roman" w:hAnsi="Times New Roman" w:cs="Times New Roman"/>
@@ -954,9 +943,8 @@
                 <w:szCs w:val="32"/>
                 <w:lang w:val="en-IN"/>
               </w:rPr>
-              <w:t>ST.JOSEPH’S</w:t>
+              <w:t>ST. JOSEPH’S</w:t>
             </w:r>
-            <w:proofErr w:type="gramEnd"/>
             <w:r>
               <w:rPr>
                 <w:rFonts w:ascii="Times New Roman" w:eastAsia="Times New Roman" w:hAnsi="Times New Roman" w:cs="Times New Roman"/>
@@ -1104,7 +1092,6 @@
                 <w:szCs w:val="32"/>
               </w:rPr>
             </w:pPr>
-            <w:proofErr w:type="gramStart"/>
             <w:r>
               <w:rPr>
                 <w:rFonts w:ascii="Times New Roman" w:eastAsia="Times New Roman" w:hAnsi="Times New Roman" w:cs="Times New Roman"/>
@@ -1112,9 +1099,8 @@
                 <w:szCs w:val="32"/>
                 <w:lang w:val="en-IN"/>
               </w:rPr>
-              <w:t>ST.JOSEPH’S</w:t>
+              <w:t>ST. JOSEPH’S</w:t>
             </w:r>
-            <w:proofErr w:type="gramEnd"/>
             <w:r>
               <w:rPr>
                 <w:rFonts w:ascii="Times New Roman" w:eastAsia="Times New Roman" w:hAnsi="Times New Roman" w:cs="Times New Roman"/>
@@ -1244,7 +1230,6 @@
                 <w:lang w:val="en-IN"/>
               </w:rPr>
             </w:pPr>
-            <w:proofErr w:type="gramStart"/>
             <w:r>
               <w:rPr>
                 <w:rFonts w:ascii="Times New Roman" w:hAnsi="Times New Roman" w:cs="Times New Roman"/>
@@ -1254,9 +1239,8 @@
                 <w:szCs w:val="32"/>
                 <w:lang w:val="en-IN"/>
               </w:rPr>
-              <w:t>S.NASHIMA</w:t>
+              <w:t>S. NASHIMA</w:t>
             </w:r>
-            <w:proofErr w:type="gramEnd"/>
             <w:r>
               <w:rPr>
                 <w:rFonts w:ascii="Times New Roman" w:hAnsi="Times New Roman" w:cs="Times New Roman"/>
@@ -1293,7 +1277,6 @@
                 <w:szCs w:val="32"/>
               </w:rPr>
             </w:pPr>
-            <w:proofErr w:type="gramStart"/>
             <w:r>
               <w:rPr>
                 <w:rFonts w:ascii="Times New Roman" w:eastAsia="Times New Roman" w:hAnsi="Times New Roman" w:cs="Times New Roman"/>
@@ -1301,9 +1284,8 @@
                 <w:szCs w:val="32"/>
                 <w:lang w:val="en-IN"/>
               </w:rPr>
-              <w:t>ST.JOSEPH’S</w:t>
+              <w:t>ST. JOSEPH’S</w:t>
             </w:r>
-            <w:proofErr w:type="gramEnd"/>
             <w:r>
               <w:rPr>
                 <w:rFonts w:ascii="Times New Roman" w:eastAsia="Times New Roman" w:hAnsi="Times New Roman" w:cs="Times New Roman"/>
@@ -1504,6 +1486,133 @@
       <w:pPr>
         <w:rPr>
           <w:rFonts w:ascii="Times New Roman" w:eastAsia="Times New Roman" w:hAnsi="Times New Roman" w:cs="Times New Roman"/>
+          <w:color w:val="000000" w:themeColor="text1"/>
+          <w:sz w:val="32"/>
+          <w:szCs w:val="32"/>
+          <w:lang w:val="en-IN"/>
+        </w:rPr>
+      </w:pPr>
+      <w:r>
+        <w:rPr>
+          <w:rFonts w:ascii="Times New Roman" w:eastAsia="Times New Roman" w:hAnsi="Times New Roman" w:cs="Times New Roman"/>
+          <w:color w:val="000000" w:themeColor="text1"/>
+          <w:sz w:val="32"/>
+          <w:szCs w:val="32"/>
+          <w:lang w:val="en-IN"/>
+        </w:rPr>
+        <w:t>This project focuses on transforming traditional remote access systems by replacing legacy Virtual Private Network (VPN) infrastructures with a modern cloud-native security model based on Zero Trust Architecture (ZTA). For many years, organizations have depended on VPN technology to allow employees and remote users to connect securely to internal company resources. While VPNs provide encrypted connectivity, they typically grant users broad access to the internal network after authentication.</w:t>
+      </w:r>
+    </w:p>
+    <w:p>
+      <w:pPr>
+        <w:rPr>
+          <w:rFonts w:ascii="Times New Roman" w:eastAsia="Times New Roman" w:hAnsi="Times New Roman" w:cs="Times New Roman"/>
+          <w:color w:val="000000" w:themeColor="text1"/>
+          <w:sz w:val="32"/>
+          <w:szCs w:val="32"/>
+          <w:lang w:val="en-IN"/>
+        </w:rPr>
+      </w:pPr>
+      <w:r>
+        <w:rPr>
+          <w:rFonts w:ascii="Times New Roman" w:eastAsia="Times New Roman" w:hAnsi="Times New Roman" w:cs="Times New Roman"/>
+          <w:color w:val="000000" w:themeColor="text1"/>
+          <w:sz w:val="32"/>
+          <w:szCs w:val="32"/>
+          <w:lang w:val="en-IN"/>
+        </w:rPr>
+        <w:t>This approach increases the organization's attack surface and creates opportunities for attackers to move laterally across systems if login credentials are compromised. As organizations continue adopting cloud services and remote work models, these limitations create significant cybersecurity risks.</w:t>
+      </w:r>
+    </w:p>
+    <w:p>
+      <w:pPr>
+        <w:rPr>
+          <w:rFonts w:ascii="Times New Roman" w:eastAsia="Times New Roman" w:hAnsi="Times New Roman" w:cs="Times New Roman"/>
+          <w:color w:val="000000" w:themeColor="text1"/>
+          <w:sz w:val="32"/>
+          <w:szCs w:val="32"/>
+          <w:lang w:val="en-IN"/>
+        </w:rPr>
+      </w:pPr>
+      <w:r>
+        <w:rPr>
+          <w:rFonts w:ascii="Times New Roman" w:eastAsia="Times New Roman" w:hAnsi="Times New Roman" w:cs="Times New Roman"/>
+          <w:color w:val="000000" w:themeColor="text1"/>
+          <w:sz w:val="32"/>
+          <w:szCs w:val="32"/>
+          <w:lang w:val="en-IN"/>
+        </w:rPr>
+        <w:t>To overcome these challenges, this project proposes implementing a Zero Trust security framework using cloud-based platforms such as Zscaler. The Zero Trust model operates on the principle “Never Trust, Always Verify.” Every user, device, and access request must be continuously authenticated and authorized before accessing applications.</w:t>
+      </w:r>
+    </w:p>
+    <w:p>
+      <w:pPr>
+        <w:rPr>
+          <w:rFonts w:ascii="Times New Roman" w:eastAsia="Times New Roman" w:hAnsi="Times New Roman" w:cs="Times New Roman"/>
+          <w:color w:val="000000" w:themeColor="text1"/>
+          <w:sz w:val="32"/>
+          <w:szCs w:val="32"/>
+          <w:lang w:val="en-IN"/>
+        </w:rPr>
+      </w:pPr>
+      <w:r>
+        <w:rPr>
+          <w:rFonts w:ascii="Times New Roman" w:eastAsia="Times New Roman" w:hAnsi="Times New Roman" w:cs="Times New Roman"/>
+          <w:color w:val="000000" w:themeColor="text1"/>
+          <w:sz w:val="32"/>
+          <w:szCs w:val="32"/>
+          <w:lang w:val="en-IN"/>
+        </w:rPr>
+        <w:t>Instead of allowing users to connect to the entire corporate network, Zero Trust grants access only to specific applications required for their work. This reduces exposure of internal systems, prevents unauthorized access, and limits the ability of attackers to move within the network.</w:t>
+      </w:r>
+    </w:p>
+    <w:p>
+      <w:pPr>
+        <w:rPr>
+          <w:rFonts w:ascii="Times New Roman" w:eastAsia="Times New Roman" w:hAnsi="Times New Roman" w:cs="Times New Roman"/>
+          <w:color w:val="000000" w:themeColor="text1"/>
+          <w:sz w:val="32"/>
+          <w:szCs w:val="32"/>
+          <w:lang w:val="en-IN"/>
+        </w:rPr>
+      </w:pPr>
+      <w:r>
+        <w:rPr>
+          <w:rFonts w:ascii="Times New Roman" w:eastAsia="Times New Roman" w:hAnsi="Times New Roman" w:cs="Times New Roman"/>
+          <w:color w:val="000000" w:themeColor="text1"/>
+          <w:sz w:val="32"/>
+          <w:szCs w:val="32"/>
+          <w:lang w:val="en-IN"/>
+        </w:rPr>
+        <w:t xml:space="preserve">By adopting a </w:t>
+      </w:r>
+      <w:proofErr w:type="gramStart"/>
+      <w:r>
+        <w:rPr>
+          <w:rFonts w:ascii="Times New Roman" w:eastAsia="Times New Roman" w:hAnsi="Times New Roman" w:cs="Times New Roman"/>
+          <w:color w:val="000000" w:themeColor="text1"/>
+          <w:sz w:val="32"/>
+          <w:szCs w:val="32"/>
+          <w:lang w:val="en-IN"/>
+        </w:rPr>
+        <w:t>cloud-native</w:t>
+      </w:r>
+      <w:proofErr w:type="gramEnd"/>
+      <w:r>
+        <w:rPr>
+          <w:rFonts w:ascii="Times New Roman" w:eastAsia="Times New Roman" w:hAnsi="Times New Roman" w:cs="Times New Roman"/>
+          <w:color w:val="000000" w:themeColor="text1"/>
+          <w:sz w:val="32"/>
+          <w:szCs w:val="32"/>
+          <w:lang w:val="en-IN"/>
+        </w:rPr>
+        <w:t xml:space="preserve"> Zero Trust architecture, organizations can strengthen their cybersecurity posture, enhance access control, and support secure remote work environments. This project demonstrates how migrating from legacy VPN infrastructures to a Zero Trust model can improve security, scalability, and visibility while protecting sensitive enterprise data from evolving cyber threats.</w:t>
+      </w:r>
+    </w:p>
+    <w:p>
+      <w:pPr>
+        <w:rPr>
+          <w:rFonts w:ascii="Times New Roman" w:eastAsia="Times New Roman" w:hAnsi="Times New Roman" w:cs="Times New Roman"/>
           <w:b/>
           <w:bCs/>
           <w:color w:val="1C4587"/>
@@ -1514,151 +1623,22 @@
     </w:p>
     <w:p>
       <w:pPr>
-        <w:rPr>
-          <w:rFonts w:ascii="Times New Roman" w:eastAsia="Times New Roman" w:hAnsi="Times New Roman" w:cs="Times New Roman"/>
-          <w:sz w:val="36"/>
-          <w:szCs w:val="36"/>
-        </w:rPr>
-      </w:pPr>
-      <w:r>
-        <w:rPr>
-          <w:rFonts w:ascii="Times New Roman" w:eastAsia="Times New Roman" w:hAnsi="Times New Roman" w:cs="Times New Roman"/>
-          <w:sz w:val="32"/>
-          <w:szCs w:val="32"/>
-        </w:rPr>
-        <w:t xml:space="preserve">          </w:t>
-      </w:r>
-      <w:r>
-        <w:rPr>
-          <w:rFonts w:ascii="Times New Roman" w:eastAsia="Times New Roman" w:hAnsi="Times New Roman" w:cs="Times New Roman"/>
-          <w:sz w:val="36"/>
-          <w:szCs w:val="36"/>
-        </w:rPr>
-        <w:t xml:space="preserve"> This project focuses on replacing and modernizing traditional remote access systems by transitioning from legacy Virtual Private Network (VPN) architectures to a cloud-native security solution based on Zero Trust Architecture. In many organizations, VPNs have historically been used to allow employees and remote users to securely access internal corporate resources. However, traditional VPN systems often provide broad network access once authentication is completed, which increases the organization’s attack surface and makes it easier for attackers to move laterally across systems if credentials are compromised. As businesses increasingly adopt cloud services and remote work environments, these limitations create significant security challenges. To address these issues, this project proposes the adoption of a modern Zero Trust security model implemented through cloud-based security platforms such as solutions provided by Zscaler.</w:t>
-      </w:r>
-    </w:p>
-    <w:p>
-      <w:pPr>
-        <w:rPr>
-          <w:rFonts w:ascii="Times New Roman" w:eastAsia="Times New Roman" w:hAnsi="Times New Roman" w:cs="Times New Roman"/>
-          <w:sz w:val="36"/>
-          <w:szCs w:val="36"/>
-        </w:rPr>
-      </w:pPr>
-    </w:p>
-    <w:p>
-      <w:pPr>
-        <w:rPr>
-          <w:rFonts w:ascii="Times New Roman" w:eastAsia="Times New Roman" w:hAnsi="Times New Roman" w:cs="Times New Roman"/>
-          <w:sz w:val="36"/>
-          <w:szCs w:val="36"/>
-        </w:rPr>
-      </w:pPr>
-    </w:p>
-    <w:p>
-      <w:pPr>
-        <w:rPr>
-          <w:rFonts w:ascii="Times New Roman" w:eastAsia="Times New Roman" w:hAnsi="Times New Roman" w:cs="Times New Roman"/>
-          <w:sz w:val="36"/>
-          <w:szCs w:val="36"/>
-        </w:rPr>
-      </w:pPr>
-    </w:p>
-    <w:p>
-      <w:pPr>
-        <w:rPr>
-          <w:rFonts w:ascii="Times New Roman" w:eastAsia="Times New Roman" w:hAnsi="Times New Roman" w:cs="Times New Roman"/>
-          <w:sz w:val="36"/>
-          <w:szCs w:val="36"/>
-        </w:rPr>
-      </w:pPr>
-    </w:p>
-    <w:p>
-      <w:pPr>
-        <w:rPr>
-          <w:rFonts w:ascii="Times New Roman" w:eastAsia="Times New Roman" w:hAnsi="Times New Roman" w:cs="Times New Roman"/>
-          <w:sz w:val="36"/>
-          <w:szCs w:val="36"/>
-        </w:rPr>
-      </w:pPr>
-    </w:p>
-    <w:p>
-      <w:pPr>
-        <w:ind w:firstLineChars="250" w:firstLine="900"/>
-        <w:rPr>
-          <w:rFonts w:ascii="Times New Roman" w:eastAsia="Times New Roman" w:hAnsi="Times New Roman" w:cs="Times New Roman"/>
-          <w:sz w:val="36"/>
-          <w:szCs w:val="36"/>
-        </w:rPr>
-      </w:pPr>
-      <w:r>
-        <w:rPr>
-          <w:rFonts w:ascii="Times New Roman" w:eastAsia="Times New Roman" w:hAnsi="Times New Roman" w:cs="Times New Roman"/>
-          <w:sz w:val="36"/>
-          <w:szCs w:val="36"/>
-        </w:rPr>
-        <w:t xml:space="preserve"> </w:t>
-      </w:r>
-    </w:p>
-    <w:p>
-      <w:pPr>
-        <w:ind w:firstLineChars="250" w:firstLine="900"/>
-        <w:rPr>
-          <w:rFonts w:ascii="Times New Roman" w:eastAsia="Times New Roman" w:hAnsi="Times New Roman" w:cs="Times New Roman"/>
-          <w:sz w:val="36"/>
-          <w:szCs w:val="36"/>
-        </w:rPr>
-      </w:pPr>
-    </w:p>
-    <w:p>
-      <w:pPr>
-        <w:ind w:firstLineChars="250" w:firstLine="900"/>
-        <w:rPr>
-          <w:rFonts w:ascii="Times New Roman" w:eastAsia="Times New Roman" w:hAnsi="Times New Roman" w:cs="Times New Roman"/>
-          <w:sz w:val="36"/>
-          <w:szCs w:val="36"/>
-        </w:rPr>
-      </w:pPr>
-    </w:p>
-    <w:p>
-      <w:pPr>
-        <w:ind w:firstLineChars="250" w:firstLine="900"/>
-        <w:rPr>
-          <w:rFonts w:ascii="Times New Roman" w:eastAsia="Times New Roman" w:hAnsi="Times New Roman" w:cs="Times New Roman"/>
-          <w:sz w:val="36"/>
-          <w:szCs w:val="36"/>
-        </w:rPr>
-      </w:pPr>
-    </w:p>
-    <w:p>
-      <w:pPr>
-        <w:ind w:firstLineChars="250" w:firstLine="900"/>
-        <w:rPr>
-          <w:rFonts w:ascii="Times New Roman" w:eastAsia="Times New Roman" w:hAnsi="Times New Roman" w:cs="Times New Roman"/>
-          <w:sz w:val="36"/>
-          <w:szCs w:val="36"/>
-        </w:rPr>
-      </w:pPr>
-    </w:p>
-    <w:p>
-      <w:pPr>
-        <w:ind w:firstLineChars="250" w:firstLine="900"/>
         <w:jc w:val="both"/>
         <w:rPr>
-          <w:rFonts w:ascii="Times New Roman" w:eastAsia="Times New Roman" w:hAnsi="Times New Roman" w:cs="Times New Roman"/>
-          <w:sz w:val="36"/>
-          <w:szCs w:val="36"/>
-        </w:rPr>
-      </w:pPr>
-      <w:r>
-        <w:rPr>
-          <w:rFonts w:ascii="Times New Roman" w:eastAsia="Times New Roman" w:hAnsi="Times New Roman" w:cs="Times New Roman"/>
-          <w:sz w:val="36"/>
-          <w:szCs w:val="36"/>
-        </w:rPr>
-        <w:lastRenderedPageBreak/>
-        <w:t>The Zero Trust approach follows the principle of “never trust, always verify,” ensuring that every user and device must be continuously authenticated and authorized before gaining access to applications. Instead of providing full network access, users are granted access only to specific applications or services that are necessary for their tasks. By implementing this approach, organizations can significantly reduce their attack surface, prevent unauthorized lateral movement within networks, and improve overall security visibility and control. The cloud-native nature of the solution also allows for better scalability, easier management, and secure access to resources from any location. Ultimately, this project demonstrates how replacing legacy VPN infrastructures with a Zero Trust security model can enhance cybersecurity, support modern digital workplaces, and protect sensitive organizational data from evolving cyber threats.</w:t>
-      </w:r>
+          <w:rFonts w:ascii="Times New Roman" w:hAnsi="Times New Roman" w:cs="Times New Roman"/>
+          <w:sz w:val="36"/>
+          <w:szCs w:val="36"/>
+        </w:rPr>
+      </w:pPr>
+    </w:p>
+    <w:p>
+      <w:pPr>
+        <w:rPr>
+          <w:rFonts w:ascii="Times New Roman" w:eastAsia="Times New Roman" w:hAnsi="Times New Roman" w:cs="Times New Roman"/>
+          <w:sz w:val="36"/>
+          <w:szCs w:val="36"/>
+        </w:rPr>
+      </w:pPr>
     </w:p>
     <w:p>
       <w:pPr>
@@ -1667,454 +1647,417 @@
           <w:b/>
           <w:bCs/>
           <w:color w:val="1C4587"/>
-          <w:sz w:val="36"/>
-          <w:szCs w:val="36"/>
-        </w:rPr>
-      </w:pPr>
-      <w:r>
-        <w:rPr>
-          <w:rFonts w:ascii="Times New Roman" w:eastAsia="Times New Roman" w:hAnsi="Times New Roman" w:cs="Times New Roman"/>
-          <w:b/>
-          <w:bCs/>
-          <w:color w:val="1C4587"/>
-          <w:sz w:val="36"/>
-          <w:szCs w:val="36"/>
-        </w:rPr>
-        <w:t xml:space="preserve">           </w:t>
-      </w:r>
-      <w:r>
+          <w:sz w:val="32"/>
+          <w:szCs w:val="32"/>
+        </w:rPr>
+      </w:pPr>
+    </w:p>
+    <w:p>
+      <w:pPr>
+        <w:rPr>
+          <w:rFonts w:ascii="Times New Roman" w:eastAsia="Times New Roman" w:hAnsi="Times New Roman" w:cs="Times New Roman"/>
+          <w:b/>
+          <w:bCs/>
+          <w:sz w:val="32"/>
+          <w:szCs w:val="32"/>
+        </w:rPr>
+      </w:pPr>
+      <w:r>
+        <w:rPr>
+          <w:rFonts w:ascii="Times New Roman" w:eastAsia="Times New Roman" w:hAnsi="Times New Roman" w:cs="Times New Roman"/>
+          <w:b/>
+          <w:bCs/>
+          <w:sz w:val="32"/>
+          <w:szCs w:val="32"/>
+        </w:rPr>
+        <w:t>Abstract:-</w:t>
+      </w:r>
+    </w:p>
+    <w:p>
+      <w:pPr>
+        <w:rPr>
+          <w:rFonts w:ascii="Times New Roman" w:eastAsia="Times New Roman" w:hAnsi="Times New Roman" w:cs="Times New Roman"/>
+          <w:b/>
+          <w:bCs/>
+          <w:sz w:val="32"/>
+          <w:szCs w:val="32"/>
+        </w:rPr>
+      </w:pPr>
+    </w:p>
+    <w:p>
+      <w:pPr>
+        <w:jc w:val="both"/>
+        <w:rPr>
+          <w:rFonts w:ascii="Times New Roman" w:eastAsia="Times New Roman" w:hAnsi="Times New Roman" w:cs="Times New Roman"/>
+          <w:b/>
+          <w:bCs/>
+          <w:sz w:val="36"/>
+          <w:szCs w:val="36"/>
+        </w:rPr>
+      </w:pPr>
+    </w:p>
+    <w:p>
+      <w:pPr>
+        <w:rPr>
+          <w:rFonts w:ascii="Times New Roman" w:eastAsia="Times New Roman" w:hAnsi="Times New Roman" w:cs="Times New Roman"/>
+          <w:sz w:val="36"/>
+          <w:szCs w:val="36"/>
+          <w:lang w:val="en-IN"/>
+        </w:rPr>
+      </w:pPr>
+      <w:r>
+        <w:rPr>
+          <w:rFonts w:ascii="Times New Roman" w:eastAsia="Times New Roman" w:hAnsi="Times New Roman" w:cs="Times New Roman"/>
+          <w:sz w:val="36"/>
+          <w:szCs w:val="36"/>
+          <w:lang w:val="en-IN"/>
+        </w:rPr>
+        <w:t>This project aims to enhance enterprise cybersecurity by replacing traditional Virtual Private Network (VPN) systems with a cloud-based security architecture built on the principles of Zero Trust. Conventional VPN solutions were designed to provide secure remote connectivity to corporate networks. However, once authentication is completed, VPN users are often granted broad access to internal systems, which significantly increases the organization's attack surface.</w:t>
+      </w:r>
+    </w:p>
+    <w:p>
+      <w:pPr>
+        <w:rPr>
+          <w:rFonts w:ascii="Times New Roman" w:eastAsia="Times New Roman" w:hAnsi="Times New Roman" w:cs="Times New Roman"/>
+          <w:sz w:val="36"/>
+          <w:szCs w:val="36"/>
+          <w:lang w:val="en-IN"/>
+        </w:rPr>
+      </w:pPr>
+      <w:r>
+        <w:rPr>
+          <w:rFonts w:ascii="Times New Roman" w:eastAsia="Times New Roman" w:hAnsi="Times New Roman" w:cs="Times New Roman"/>
+          <w:sz w:val="36"/>
+          <w:szCs w:val="36"/>
+          <w:lang w:val="en-IN"/>
+        </w:rPr>
+        <w:t>If an attacker gains access to stolen credentials, they may be able to navigate across the network and compromise sensitive resources. Such vulnerabilities make traditional VPN architectures less effective in defending against modern cyber threats.</w:t>
+      </w:r>
+    </w:p>
+    <w:p>
+      <w:pPr>
+        <w:rPr>
+          <w:rFonts w:ascii="Times New Roman" w:eastAsia="Times New Roman" w:hAnsi="Times New Roman" w:cs="Times New Roman"/>
+          <w:sz w:val="36"/>
+          <w:szCs w:val="36"/>
+          <w:lang w:val="en-IN"/>
+        </w:rPr>
+      </w:pPr>
+      <w:r>
+        <w:rPr>
+          <w:rFonts w:ascii="Times New Roman" w:eastAsia="Times New Roman" w:hAnsi="Times New Roman" w:cs="Times New Roman"/>
+          <w:sz w:val="36"/>
+          <w:szCs w:val="36"/>
+          <w:lang w:val="en-IN"/>
+        </w:rPr>
+        <w:t>To address these issues, this project explores the implementation of a Zero Trust Architecture using cloud security platforms such as Zscaler. The Zero Trust model ensures that every user and device must be continuously verified before accessing applications or services. Instead of providing network-level access, users are granted restricted access only to the specific resources required for their tasks.</w:t>
+      </w:r>
+    </w:p>
+    <w:p>
+      <w:pPr>
+        <w:rPr>
+          <w:rFonts w:ascii="Times New Roman" w:eastAsia="Times New Roman" w:hAnsi="Times New Roman" w:cs="Times New Roman"/>
+          <w:sz w:val="36"/>
+          <w:szCs w:val="36"/>
+          <w:lang w:val="en-IN"/>
+        </w:rPr>
+      </w:pPr>
+      <w:r>
+        <w:rPr>
+          <w:rFonts w:ascii="Times New Roman" w:eastAsia="Times New Roman" w:hAnsi="Times New Roman" w:cs="Times New Roman"/>
+          <w:sz w:val="36"/>
+          <w:szCs w:val="36"/>
+          <w:lang w:val="en-IN"/>
+        </w:rPr>
+        <w:t>This approach minimizes security risks, prevents unauthorized lateral movement, and improves visibility over user activity within the system. In addition, the cloud-native design provides better scalability, simplified management, and secure connectivity from any location.</w:t>
+      </w:r>
+    </w:p>
+    <w:p>
+      <w:pPr>
+        <w:rPr>
+          <w:rFonts w:ascii="Times New Roman" w:eastAsia="Times New Roman" w:hAnsi="Times New Roman" w:cs="Times New Roman"/>
+          <w:sz w:val="36"/>
+          <w:szCs w:val="36"/>
+          <w:lang w:val="en-IN"/>
+        </w:rPr>
+      </w:pPr>
+      <w:r>
+        <w:rPr>
+          <w:rFonts w:ascii="Times New Roman" w:eastAsia="Times New Roman" w:hAnsi="Times New Roman" w:cs="Times New Roman"/>
+          <w:sz w:val="36"/>
+          <w:szCs w:val="36"/>
+          <w:lang w:val="en-IN"/>
+        </w:rPr>
+        <w:t>By transitioning from legacy VPN solutions to a Zero Trust framework, organizations can modernize their security infrastructure, reduce vulnerabilities, and create a more secure and efficient environment for modern digital workplaces.</w:t>
+      </w:r>
+    </w:p>
+    <w:p>
+      <w:pPr>
+        <w:rPr>
+          <w:rFonts w:ascii="Times New Roman" w:eastAsia="Times New Roman" w:hAnsi="Times New Roman" w:cs="Times New Roman"/>
+          <w:b/>
+          <w:bCs/>
+          <w:sz w:val="36"/>
+          <w:szCs w:val="36"/>
+          <w:lang w:val="en-IN"/>
+        </w:rPr>
+      </w:pPr>
+    </w:p>
+    <w:p>
+      <w:pPr>
+        <w:rPr>
+          <w:rFonts w:ascii="Times New Roman" w:eastAsia="Times New Roman" w:hAnsi="Times New Roman" w:cs="Times New Roman"/>
+          <w:b/>
+          <w:bCs/>
+          <w:sz w:val="36"/>
+          <w:szCs w:val="36"/>
+          <w:lang w:val="en-IN"/>
+        </w:rPr>
+      </w:pPr>
+    </w:p>
+    <w:p>
+      <w:pPr>
+        <w:rPr>
+          <w:rFonts w:ascii="Times New Roman" w:eastAsia="Times New Roman" w:hAnsi="Times New Roman" w:cs="Times New Roman"/>
+          <w:b/>
+          <w:bCs/>
+          <w:sz w:val="36"/>
+          <w:szCs w:val="36"/>
+          <w:lang w:val="en-IN"/>
+        </w:rPr>
+      </w:pPr>
+    </w:p>
+    <w:p>
+      <w:pPr>
+        <w:rPr>
+          <w:rFonts w:ascii="Times New Roman" w:eastAsia="Times New Roman" w:hAnsi="Times New Roman" w:cs="Times New Roman"/>
+          <w:b/>
+          <w:bCs/>
+          <w:sz w:val="36"/>
+          <w:szCs w:val="36"/>
+        </w:rPr>
+      </w:pPr>
+    </w:p>
+    <w:p>
+      <w:pPr>
+        <w:pStyle w:val="Heading1"/>
         <w:rPr>
           <w:rFonts w:ascii="Times New Roman" w:hAnsi="Times New Roman" w:cs="Times New Roman"/>
-          <w:sz w:val="36"/>
-          <w:szCs w:val="36"/>
-        </w:rPr>
-        <w:br w:type="page"/>
-      </w:r>
-    </w:p>
-    <w:p>
-      <w:pPr>
-        <w:rPr>
-          <w:rFonts w:ascii="Times New Roman" w:eastAsia="Times New Roman" w:hAnsi="Times New Roman" w:cs="Times New Roman"/>
-          <w:b/>
-          <w:bCs/>
-          <w:color w:val="1C4587"/>
-          <w:sz w:val="32"/>
-          <w:szCs w:val="32"/>
-        </w:rPr>
-      </w:pPr>
-    </w:p>
-    <w:p>
-      <w:pPr>
-        <w:rPr>
-          <w:rFonts w:ascii="Times New Roman" w:eastAsia="Times New Roman" w:hAnsi="Times New Roman" w:cs="Times New Roman"/>
-          <w:b/>
-          <w:bCs/>
-          <w:color w:val="1C4587"/>
-          <w:sz w:val="32"/>
-          <w:szCs w:val="32"/>
-        </w:rPr>
-      </w:pPr>
-    </w:p>
-    <w:p>
-      <w:pPr>
-        <w:rPr>
-          <w:rFonts w:ascii="Times New Roman" w:eastAsia="Times New Roman" w:hAnsi="Times New Roman" w:cs="Times New Roman"/>
-          <w:b/>
-          <w:bCs/>
-          <w:sz w:val="32"/>
-          <w:szCs w:val="32"/>
-        </w:rPr>
-      </w:pPr>
-      <w:r>
-        <w:rPr>
-          <w:rFonts w:ascii="Times New Roman" w:eastAsia="Times New Roman" w:hAnsi="Times New Roman" w:cs="Times New Roman"/>
-          <w:b/>
-          <w:bCs/>
-          <w:sz w:val="32"/>
-          <w:szCs w:val="32"/>
-        </w:rPr>
-        <w:t>Abstract:-</w:t>
-      </w:r>
-    </w:p>
-    <w:p>
-      <w:pPr>
-        <w:rPr>
-          <w:rFonts w:ascii="Times New Roman" w:eastAsia="Times New Roman" w:hAnsi="Times New Roman" w:cs="Times New Roman"/>
-          <w:b/>
-          <w:bCs/>
-          <w:sz w:val="32"/>
-          <w:szCs w:val="32"/>
-        </w:rPr>
-      </w:pPr>
-    </w:p>
-    <w:p>
-      <w:pPr>
-        <w:jc w:val="both"/>
-        <w:rPr>
-          <w:rFonts w:ascii="Times New Roman" w:eastAsia="Times New Roman" w:hAnsi="Times New Roman" w:cs="Times New Roman"/>
-          <w:b/>
-          <w:bCs/>
-          <w:sz w:val="36"/>
-          <w:szCs w:val="36"/>
-        </w:rPr>
-      </w:pPr>
-    </w:p>
-    <w:p>
-      <w:pPr>
-        <w:jc w:val="both"/>
-        <w:rPr>
-          <w:rFonts w:ascii="Times New Roman" w:eastAsia="Times New Roman" w:hAnsi="Times New Roman" w:cs="Times New Roman"/>
-          <w:sz w:val="36"/>
-          <w:szCs w:val="36"/>
-        </w:rPr>
-      </w:pPr>
-      <w:r>
-        <w:rPr>
-          <w:rFonts w:ascii="Times New Roman" w:eastAsia="Times New Roman" w:hAnsi="Times New Roman" w:cs="Times New Roman"/>
-          <w:sz w:val="36"/>
-          <w:szCs w:val="36"/>
-        </w:rPr>
-        <w:t xml:space="preserve">       This project focuses on improving modern enterprise security by replacing traditional Virtual Private Network (VPN) architectures with a cloud-native security approach based on Zero Trust Architecture. Traditional VPN solutions were designed to provide remote users with secure access to corporate networks; however, they often grant broad network-level access after authentication, which increases the organization’s attack surface and exposes internal resources to potential cyber threats. If attackers gain access to compromised credentials, they can move laterally within the network and access sensitive systems or data. To address these limitations, this project explores the implementation of a Zero Trust model using cloud-based security platforms such as Zscaler. The Zero Trust approach follows the principle of “never trust, always verify,” ensuring that users and devices are continuously authenticated and authorized before accessing applications. Instead of providing access to the entire network, users are granted limited access only to the specific resources required for their work. This significantly reduces security risks and prevents unauthorized lateral movement within the organization’s infrastructure. The proposed solution enhances visibility, improves access control, and strengthens protection against modern cyber threats while supporting secure remote work environments. By adopting a cloud-native Zero Trust model, organizations can modernize their security architecture, reduce vulnerabilities associated with legacy VPN systems, and build a more scalable, secure, and efficient access framework for the digital workplace.</w:t>
-      </w:r>
-    </w:p>
-    <w:p>
-      <w:pPr>
-        <w:rPr>
-          <w:rFonts w:ascii="Times New Roman" w:eastAsia="Times New Roman" w:hAnsi="Times New Roman" w:cs="Times New Roman"/>
-          <w:b/>
-          <w:bCs/>
-          <w:sz w:val="36"/>
-          <w:szCs w:val="36"/>
-        </w:rPr>
-      </w:pPr>
-      <w:r>
-        <w:rPr>
+          <w:b/>
+          <w:bCs/>
+          <w:sz w:val="48"/>
+          <w:szCs w:val="48"/>
+          <w:lang w:val="en-IN"/>
+        </w:rPr>
+      </w:pPr>
+      <w:r>
+        <w:rPr>
+          <w:rStyle w:val="bzpyqfadein"/>
           <w:rFonts w:ascii="Times New Roman" w:hAnsi="Times New Roman" w:cs="Times New Roman"/>
-          <w:sz w:val="36"/>
-          <w:szCs w:val="36"/>
-        </w:rPr>
-        <w:br w:type="page"/>
-      </w:r>
-    </w:p>
-    <w:p>
-      <w:pPr>
-        <w:rPr>
-          <w:rFonts w:ascii="Times New Roman" w:eastAsia="Times New Roman" w:hAnsi="Times New Roman" w:cs="Times New Roman"/>
-          <w:b/>
-          <w:bCs/>
-          <w:sz w:val="36"/>
-          <w:szCs w:val="36"/>
-        </w:rPr>
-      </w:pPr>
-    </w:p>
-    <w:p>
-      <w:pPr>
-        <w:rPr>
-          <w:rFonts w:ascii="Times New Roman" w:eastAsia="Times New Roman" w:hAnsi="Times New Roman" w:cs="Times New Roman"/>
-          <w:b/>
-          <w:bCs/>
-          <w:sz w:val="36"/>
-          <w:szCs w:val="36"/>
-        </w:rPr>
-      </w:pPr>
-    </w:p>
-    <w:p>
-      <w:pPr>
-        <w:rPr>
-          <w:rFonts w:ascii="Times New Roman" w:eastAsia="Times New Roman" w:hAnsi="Times New Roman" w:cs="Times New Roman"/>
-          <w:b/>
-          <w:bCs/>
-          <w:sz w:val="36"/>
-          <w:szCs w:val="36"/>
-        </w:rPr>
-      </w:pPr>
-      <w:r>
-        <w:rPr>
-          <w:rFonts w:ascii="Times New Roman" w:eastAsia="Times New Roman" w:hAnsi="Times New Roman" w:cs="Times New Roman"/>
-          <w:b/>
-          <w:bCs/>
-          <w:sz w:val="36"/>
-          <w:szCs w:val="36"/>
-        </w:rPr>
-        <w:t>Use case scenario:-</w:t>
-      </w:r>
-    </w:p>
-    <w:p>
-      <w:pPr>
-        <w:rPr>
-          <w:rFonts w:ascii="Times New Roman" w:eastAsia="Times New Roman" w:hAnsi="Times New Roman" w:cs="Times New Roman"/>
-          <w:b/>
-          <w:bCs/>
-          <w:sz w:val="36"/>
-          <w:szCs w:val="36"/>
-        </w:rPr>
-      </w:pPr>
-    </w:p>
-    <w:p>
-      <w:pPr>
-        <w:rPr>
-          <w:rFonts w:ascii="Times New Roman" w:eastAsia="Times New Roman" w:hAnsi="Times New Roman" w:cs="Times New Roman"/>
-          <w:b/>
-          <w:bCs/>
-          <w:sz w:val="36"/>
-          <w:szCs w:val="36"/>
-        </w:rPr>
-      </w:pPr>
-      <w:r>
-        <w:rPr>
-          <w:rFonts w:ascii="Times New Roman" w:eastAsia="Times New Roman" w:hAnsi="Times New Roman" w:cs="Times New Roman"/>
-          <w:b/>
-          <w:bCs/>
-          <w:sz w:val="36"/>
-          <w:szCs w:val="36"/>
-        </w:rPr>
-        <w:t xml:space="preserve">  Scenario 1: Secure Remote Employee Access</w:t>
-      </w:r>
-    </w:p>
-    <w:p>
-      <w:pPr>
-        <w:rPr>
-          <w:rFonts w:ascii="Times New Roman" w:eastAsia="Times New Roman" w:hAnsi="Times New Roman" w:cs="Times New Roman"/>
-          <w:b/>
-          <w:bCs/>
-          <w:sz w:val="36"/>
-          <w:szCs w:val="36"/>
-        </w:rPr>
-      </w:pPr>
-    </w:p>
-    <w:p>
-      <w:pPr>
-        <w:rPr>
-          <w:rFonts w:ascii="Times New Roman" w:eastAsia="Times New Roman" w:hAnsi="Times New Roman" w:cs="Times New Roman"/>
-          <w:sz w:val="36"/>
-          <w:szCs w:val="36"/>
-        </w:rPr>
-      </w:pPr>
-      <w:r>
-        <w:rPr>
-          <w:rFonts w:ascii="Times New Roman" w:eastAsia="Times New Roman" w:hAnsi="Times New Roman" w:cs="Times New Roman"/>
-          <w:b/>
-          <w:bCs/>
-          <w:sz w:val="36"/>
-          <w:szCs w:val="36"/>
-        </w:rPr>
-        <w:t xml:space="preserve"> </w:t>
-      </w:r>
-      <w:r>
-        <w:rPr>
-          <w:rFonts w:ascii="Times New Roman" w:eastAsia="Times New Roman" w:hAnsi="Times New Roman" w:cs="Times New Roman"/>
-          <w:sz w:val="36"/>
-          <w:szCs w:val="36"/>
-        </w:rPr>
-        <w:t>A remote employee needs to access the company’s HR portal from home. Instead of connecting through a traditional Virtual Private Network, the employee accesses the application through a Zero Trust Architecture platform powered by Zscale</w:t>
-      </w:r>
-    </w:p>
-    <w:p>
-      <w:pPr>
-        <w:rPr>
-          <w:rFonts w:ascii="Times New Roman" w:eastAsia="Times New Roman" w:hAnsi="Times New Roman" w:cs="Times New Roman"/>
-          <w:sz w:val="36"/>
-          <w:szCs w:val="36"/>
-        </w:rPr>
-      </w:pPr>
-    </w:p>
-    <w:p>
-      <w:pPr>
-        <w:rPr>
-          <w:rFonts w:ascii="Times New Roman" w:eastAsia="Times New Roman" w:hAnsi="Times New Roman" w:cs="Times New Roman"/>
-          <w:b/>
-          <w:bCs/>
-          <w:sz w:val="36"/>
-          <w:szCs w:val="36"/>
-        </w:rPr>
-      </w:pPr>
-      <w:r>
-        <w:rPr>
-          <w:rFonts w:ascii="Times New Roman" w:eastAsia="Times New Roman" w:hAnsi="Times New Roman" w:cs="Times New Roman"/>
-          <w:sz w:val="36"/>
-          <w:szCs w:val="36"/>
-        </w:rPr>
-        <w:t xml:space="preserve">  </w:t>
-      </w:r>
-      <w:r>
-        <w:rPr>
-          <w:rFonts w:ascii="Times New Roman" w:eastAsia="Times New Roman" w:hAnsi="Times New Roman" w:cs="Times New Roman"/>
-          <w:b/>
-          <w:bCs/>
-          <w:sz w:val="36"/>
-          <w:szCs w:val="36"/>
-        </w:rPr>
-        <w:t>Output:</w:t>
-      </w:r>
-    </w:p>
-    <w:p>
-      <w:pPr>
+          <w:b/>
+          <w:bCs/>
+        </w:rPr>
+        <w:t>Use Case Scenarios</w:t>
+      </w:r>
+    </w:p>
+    <w:p>
+      <w:pPr>
+        <w:pStyle w:val="Heading2"/>
+        <w:rPr>
+          <w:rFonts w:ascii="Times New Roman" w:hAnsi="Times New Roman" w:cs="Times New Roman"/>
+          <w:b/>
+          <w:bCs/>
+        </w:rPr>
+      </w:pPr>
+      <w:r>
+        <w:rPr>
+          <w:rStyle w:val="bzpyqfadein"/>
+          <w:rFonts w:ascii="Times New Roman" w:hAnsi="Times New Roman" w:cs="Times New Roman"/>
+          <w:b/>
+          <w:bCs/>
+        </w:rPr>
+        <w:t>Scenario 1 – Secure Remote Employee Access</w:t>
+      </w:r>
+    </w:p>
+    <w:p>
+      <w:pPr>
+        <w:pStyle w:val="NormalWeb"/>
+        <w:spacing w:beforeAutospacing="0" w:after="100"/>
+        <w:rPr>
+          <w:sz w:val="28"/>
+          <w:szCs w:val="28"/>
+        </w:rPr>
+      </w:pPr>
+      <w:r>
+        <w:rPr>
+          <w:rStyle w:val="bzpyqfadein"/>
+          <w:sz w:val="28"/>
+          <w:szCs w:val="28"/>
+        </w:rPr>
+        <w:t>A remote employee wants to access the company's HR management system from home.</w:t>
+      </w:r>
+    </w:p>
+    <w:p>
+      <w:pPr>
+        <w:pStyle w:val="NormalWeb"/>
+        <w:spacing w:beforeAutospacing="0" w:after="100"/>
+      </w:pPr>
+      <w:r>
+        <w:rPr>
+          <w:rStyle w:val="bzpyqfadein"/>
+          <w:sz w:val="28"/>
+          <w:szCs w:val="28"/>
+        </w:rPr>
+        <w:t>Instead of connecting through a traditional VPN, the employee accesses the system through a Zero Trust platform powered by Zscaler</w:t>
+      </w:r>
+      <w:r>
+        <w:rPr>
+          <w:rStyle w:val="bzpyqfadein"/>
+        </w:rPr>
+        <w:t>.</w:t>
+      </w:r>
+    </w:p>
+    <w:p>
+      <w:pPr>
+        <w:pStyle w:val="NormalWeb"/>
+        <w:rPr>
+          <w:rStyle w:val="bzpyqfadein"/>
+          <w:b/>
+          <w:bCs/>
+          <w:sz w:val="28"/>
+          <w:szCs w:val="28"/>
+        </w:rPr>
+      </w:pPr>
+    </w:p>
+    <w:p>
+      <w:pPr>
+        <w:pStyle w:val="NormalWeb"/>
+        <w:rPr>
+          <w:sz w:val="28"/>
+          <w:szCs w:val="28"/>
+        </w:rPr>
+      </w:pPr>
+      <w:r>
+        <w:rPr>
+          <w:rStyle w:val="bzpyqfadein"/>
+          <w:b/>
+          <w:bCs/>
+          <w:sz w:val="28"/>
+          <w:szCs w:val="28"/>
+        </w:rPr>
+        <w:t>Result</w:t>
+      </w:r>
+    </w:p>
+    <w:p>
+      <w:pPr>
+        <w:pStyle w:val="NormalWeb"/>
         <w:numPr>
           <w:ilvl w:val="0"/>
-          <w:numId w:val="1"/>
+          <w:numId w:val="8"/>
         </w:numPr>
-        <w:spacing w:before="240"/>
-        <w:rPr>
-          <w:rFonts w:ascii="Times New Roman" w:eastAsia="Times New Roman" w:hAnsi="Times New Roman" w:cs="Times New Roman"/>
-          <w:sz w:val="36"/>
-          <w:szCs w:val="36"/>
-        </w:rPr>
-      </w:pPr>
-      <w:r>
-        <w:rPr>
-          <w:rFonts w:ascii="Times New Roman" w:eastAsia="Times New Roman" w:hAnsi="Times New Roman" w:cs="Times New Roman"/>
-          <w:sz w:val="36"/>
-          <w:szCs w:val="36"/>
-        </w:rPr>
-        <w:t>User identity verified before access</w:t>
-      </w:r>
-      <w:r>
-        <w:rPr>
-          <w:rFonts w:ascii="Times New Roman" w:eastAsia="Times New Roman" w:hAnsi="Times New Roman" w:cs="Times New Roman"/>
-          <w:sz w:val="36"/>
-          <w:szCs w:val="36"/>
-        </w:rPr>
-        <w:br/>
-      </w:r>
-    </w:p>
-    <w:p>
-      <w:pPr>
+        <w:spacing w:before="100" w:after="100" w:line="720" w:lineRule="auto"/>
+        <w:rPr>
+          <w:sz w:val="32"/>
+          <w:szCs w:val="32"/>
+        </w:rPr>
+      </w:pPr>
+      <w:r>
+        <w:rPr>
+          <w:rStyle w:val="bzpyqfadein"/>
+          <w:sz w:val="32"/>
+          <w:szCs w:val="32"/>
+        </w:rPr>
+        <w:t>User identity is verified before access</w:t>
+      </w:r>
+    </w:p>
+    <w:p>
+      <w:pPr>
+        <w:pStyle w:val="NormalWeb"/>
         <w:numPr>
           <w:ilvl w:val="0"/>
-          <w:numId w:val="1"/>
+          <w:numId w:val="8"/>
         </w:numPr>
-        <w:rPr>
-          <w:rFonts w:ascii="Times New Roman" w:eastAsia="Times New Roman" w:hAnsi="Times New Roman" w:cs="Times New Roman"/>
-          <w:sz w:val="36"/>
-          <w:szCs w:val="36"/>
-        </w:rPr>
-      </w:pPr>
-      <w:r>
-        <w:rPr>
-          <w:rFonts w:ascii="Times New Roman" w:eastAsia="Times New Roman" w:hAnsi="Times New Roman" w:cs="Times New Roman"/>
-          <w:sz w:val="36"/>
-          <w:szCs w:val="36"/>
-        </w:rPr>
-        <w:t>Access granted only to the HR application</w:t>
-      </w:r>
-      <w:r>
-        <w:rPr>
-          <w:rFonts w:ascii="Times New Roman" w:eastAsia="Times New Roman" w:hAnsi="Times New Roman" w:cs="Times New Roman"/>
-          <w:sz w:val="36"/>
-          <w:szCs w:val="36"/>
-        </w:rPr>
-        <w:br/>
-      </w:r>
-    </w:p>
-    <w:p>
-      <w:pPr>
+        <w:spacing w:before="100" w:after="100" w:line="720" w:lineRule="auto"/>
+        <w:rPr>
+          <w:sz w:val="32"/>
+          <w:szCs w:val="32"/>
+        </w:rPr>
+      </w:pPr>
+      <w:r>
+        <w:rPr>
+          <w:rStyle w:val="bzpyqfadein"/>
+          <w:sz w:val="32"/>
+          <w:szCs w:val="32"/>
+        </w:rPr>
+        <w:t>Access is limited only to the HR application</w:t>
+      </w:r>
+    </w:p>
+    <w:p>
+      <w:pPr>
+        <w:pStyle w:val="NormalWeb"/>
         <w:numPr>
           <w:ilvl w:val="0"/>
-          <w:numId w:val="1"/>
+          <w:numId w:val="8"/>
         </w:numPr>
-        <w:rPr>
-          <w:rFonts w:ascii="Times New Roman" w:eastAsia="Times New Roman" w:hAnsi="Times New Roman" w:cs="Times New Roman"/>
-          <w:sz w:val="36"/>
-          <w:szCs w:val="36"/>
-        </w:rPr>
-      </w:pPr>
-      <w:r>
-        <w:rPr>
-          <w:rFonts w:ascii="Times New Roman" w:eastAsia="Times New Roman" w:hAnsi="Times New Roman" w:cs="Times New Roman"/>
-          <w:sz w:val="36"/>
-          <w:szCs w:val="36"/>
+        <w:spacing w:before="100" w:after="100" w:line="720" w:lineRule="auto"/>
+        <w:rPr>
+          <w:sz w:val="32"/>
+          <w:szCs w:val="32"/>
+        </w:rPr>
+      </w:pPr>
+      <w:r>
+        <w:rPr>
+          <w:rStyle w:val="bzpyqfadein"/>
+          <w:sz w:val="32"/>
+          <w:szCs w:val="32"/>
         </w:rPr>
         <w:t>Internal network remains hidden</w:t>
       </w:r>
-      <w:r>
-        <w:rPr>
-          <w:rFonts w:ascii="Times New Roman" w:eastAsia="Times New Roman" w:hAnsi="Times New Roman" w:cs="Times New Roman"/>
-          <w:sz w:val="36"/>
-          <w:szCs w:val="36"/>
-        </w:rPr>
-        <w:br/>
-      </w:r>
-    </w:p>
-    <w:p>
-      <w:pPr>
+    </w:p>
+    <w:p>
+      <w:pPr>
+        <w:pStyle w:val="NormalWeb"/>
         <w:numPr>
           <w:ilvl w:val="0"/>
-          <w:numId w:val="1"/>
+          <w:numId w:val="8"/>
         </w:numPr>
-        <w:spacing w:after="240"/>
-        <w:rPr>
-          <w:rFonts w:ascii="Times New Roman" w:eastAsia="Times New Roman" w:hAnsi="Times New Roman" w:cs="Times New Roman"/>
-          <w:sz w:val="36"/>
-          <w:szCs w:val="36"/>
-        </w:rPr>
-      </w:pPr>
-      <w:r>
-        <w:rPr>
-          <w:rFonts w:ascii="Times New Roman" w:eastAsia="Times New Roman" w:hAnsi="Times New Roman" w:cs="Times New Roman"/>
-          <w:sz w:val="36"/>
-          <w:szCs w:val="36"/>
-        </w:rPr>
-        <w:t>Reduced risk of unauthorized access</w:t>
+        <w:spacing w:before="100" w:after="100" w:line="720" w:lineRule="auto"/>
+        <w:rPr>
+          <w:sz w:val="32"/>
+          <w:szCs w:val="32"/>
+        </w:rPr>
+      </w:pPr>
+      <w:r>
+        <w:rPr>
+          <w:rStyle w:val="bzpyqfadein"/>
+          <w:sz w:val="32"/>
+          <w:szCs w:val="32"/>
+        </w:rPr>
+        <w:t>Risk of unauthorized access is minimized</w:t>
       </w:r>
     </w:p>
     <w:p>
       <w:pPr>
         <w:spacing w:before="240" w:after="240"/>
-        <w:ind w:left="720"/>
-        <w:rPr>
-          <w:rFonts w:ascii="Times New Roman" w:eastAsia="Times New Roman" w:hAnsi="Times New Roman" w:cs="Times New Roman"/>
-          <w:sz w:val="36"/>
-          <w:szCs w:val="36"/>
-        </w:rPr>
-      </w:pPr>
-    </w:p>
-    <w:p>
-      <w:pPr>
-        <w:rPr>
-          <w:rFonts w:ascii="Times New Roman" w:eastAsia="Times New Roman" w:hAnsi="Times New Roman" w:cs="Times New Roman"/>
-          <w:b/>
-          <w:bCs/>
-          <w:sz w:val="36"/>
-          <w:szCs w:val="36"/>
-        </w:rPr>
-      </w:pPr>
-      <w:r>
-        <w:rPr>
-          <w:rFonts w:ascii="Times New Roman" w:eastAsia="Times New Roman" w:hAnsi="Times New Roman" w:cs="Times New Roman"/>
-          <w:b/>
-          <w:bCs/>
-          <w:sz w:val="36"/>
-          <w:szCs w:val="36"/>
-        </w:rPr>
-        <w:t>Scenario 2: Secure Remote Employee Access</w:t>
-      </w:r>
-    </w:p>
-    <w:p>
-      <w:pPr>
-        <w:rPr>
-          <w:rFonts w:ascii="Times New Roman" w:eastAsia="Times New Roman" w:hAnsi="Times New Roman" w:cs="Times New Roman"/>
-          <w:b/>
-          <w:bCs/>
-          <w:sz w:val="36"/>
-          <w:szCs w:val="36"/>
-        </w:rPr>
-      </w:pPr>
-    </w:p>
-    <w:p>
-      <w:pPr>
-        <w:rPr>
-          <w:rFonts w:ascii="Times New Roman" w:eastAsia="Times New Roman" w:hAnsi="Times New Roman" w:cs="Times New Roman"/>
-          <w:sz w:val="36"/>
-          <w:szCs w:val="36"/>
-        </w:rPr>
-      </w:pPr>
-      <w:r>
-        <w:rPr>
-          <w:rFonts w:ascii="Times New Roman" w:eastAsia="Times New Roman" w:hAnsi="Times New Roman" w:cs="Times New Roman"/>
-          <w:sz w:val="36"/>
-          <w:szCs w:val="36"/>
-        </w:rPr>
-        <w:t>An employee attempts to log in from an untrusted or unsecured device.</w:t>
+        <w:rPr>
+          <w:rFonts w:ascii="Times New Roman" w:eastAsia="Times New Roman" w:hAnsi="Times New Roman" w:cs="Times New Roman"/>
+          <w:b/>
+          <w:bCs/>
+          <w:sz w:val="36"/>
+          <w:szCs w:val="36"/>
+          <w:lang w:val="en-IN"/>
+        </w:rPr>
+      </w:pPr>
+      <w:r>
+        <w:rPr>
+          <w:rFonts w:ascii="Times New Roman" w:eastAsia="Times New Roman" w:hAnsi="Times New Roman" w:cs="Times New Roman"/>
+          <w:b/>
+          <w:bCs/>
+          <w:sz w:val="36"/>
+          <w:szCs w:val="36"/>
+          <w:lang w:val="en-IN"/>
+        </w:rPr>
+        <w:t>Scenario 2 – Access Attempt from an Untrusted Device</w:t>
       </w:r>
     </w:p>
     <w:p>
@@ -2122,182 +2065,184 @@
         <w:spacing w:before="240" w:after="240"/>
         <w:rPr>
           <w:rFonts w:ascii="Times New Roman" w:eastAsia="Times New Roman" w:hAnsi="Times New Roman" w:cs="Times New Roman"/>
-          <w:b/>
-          <w:bCs/>
-          <w:sz w:val="36"/>
-          <w:szCs w:val="36"/>
-        </w:rPr>
-      </w:pPr>
-      <w:r>
-        <w:rPr>
-          <w:rFonts w:ascii="Times New Roman" w:eastAsia="Times New Roman" w:hAnsi="Times New Roman" w:cs="Times New Roman"/>
-          <w:b/>
-          <w:bCs/>
-          <w:sz w:val="36"/>
-          <w:szCs w:val="36"/>
-        </w:rPr>
-        <w:t>Output:</w:t>
+          <w:sz w:val="36"/>
+          <w:szCs w:val="36"/>
+          <w:lang w:val="en-IN"/>
+        </w:rPr>
+      </w:pPr>
+      <w:r>
+        <w:rPr>
+          <w:rFonts w:ascii="Times New Roman" w:eastAsia="Times New Roman" w:hAnsi="Times New Roman" w:cs="Times New Roman"/>
+          <w:sz w:val="36"/>
+          <w:szCs w:val="36"/>
+          <w:lang w:val="en-IN"/>
+        </w:rPr>
+        <w:t>An employee attempts to log in using a device that does not meet security requirements.</w:t>
+      </w:r>
+    </w:p>
+    <w:p>
+      <w:pPr>
+        <w:spacing w:before="240" w:after="240"/>
+        <w:rPr>
+          <w:rFonts w:ascii="Times New Roman" w:eastAsia="Times New Roman" w:hAnsi="Times New Roman" w:cs="Times New Roman"/>
+          <w:b/>
+          <w:bCs/>
+          <w:sz w:val="36"/>
+          <w:szCs w:val="36"/>
+          <w:lang w:val="en-IN"/>
+        </w:rPr>
+      </w:pPr>
+      <w:r>
+        <w:rPr>
+          <w:rFonts w:ascii="Times New Roman" w:eastAsia="Times New Roman" w:hAnsi="Times New Roman" w:cs="Times New Roman"/>
+          <w:b/>
+          <w:bCs/>
+          <w:sz w:val="36"/>
+          <w:szCs w:val="36"/>
+          <w:lang w:val="en-IN"/>
+        </w:rPr>
+        <w:t>Result</w:t>
       </w:r>
     </w:p>
     <w:p>
       <w:pPr>
         <w:numPr>
           <w:ilvl w:val="0"/>
-          <w:numId w:val="2"/>
+          <w:numId w:val="9"/>
         </w:numPr>
-        <w:spacing w:before="240"/>
-        <w:rPr>
-          <w:rFonts w:ascii="Times New Roman" w:eastAsia="Times New Roman" w:hAnsi="Times New Roman" w:cs="Times New Roman"/>
-          <w:sz w:val="36"/>
-          <w:szCs w:val="36"/>
-        </w:rPr>
-      </w:pPr>
-      <w:r>
-        <w:rPr>
-          <w:rFonts w:ascii="Times New Roman" w:eastAsia="Times New Roman" w:hAnsi="Times New Roman" w:cs="Times New Roman"/>
-          <w:sz w:val="36"/>
-          <w:szCs w:val="36"/>
-        </w:rPr>
-        <w:t>Device security posture is checked</w:t>
-      </w:r>
-      <w:r>
-        <w:rPr>
-          <w:rFonts w:ascii="Times New Roman" w:eastAsia="Times New Roman" w:hAnsi="Times New Roman" w:cs="Times New Roman"/>
-          <w:sz w:val="36"/>
-          <w:szCs w:val="36"/>
-        </w:rPr>
-        <w:br/>
+        <w:spacing w:before="240" w:after="240"/>
+        <w:rPr>
+          <w:rFonts w:ascii="Times New Roman" w:eastAsia="Times New Roman" w:hAnsi="Times New Roman" w:cs="Times New Roman"/>
+          <w:sz w:val="36"/>
+          <w:szCs w:val="36"/>
+          <w:lang w:val="en-IN"/>
+        </w:rPr>
+      </w:pPr>
+      <w:r>
+        <w:rPr>
+          <w:rFonts w:ascii="Times New Roman" w:eastAsia="Times New Roman" w:hAnsi="Times New Roman" w:cs="Times New Roman"/>
+          <w:sz w:val="36"/>
+          <w:szCs w:val="36"/>
+          <w:lang w:val="en-IN"/>
+        </w:rPr>
+        <w:t>Device security status is checked</w:t>
       </w:r>
     </w:p>
     <w:p>
       <w:pPr>
         <w:numPr>
           <w:ilvl w:val="0"/>
-          <w:numId w:val="2"/>
+          <w:numId w:val="9"/>
         </w:numPr>
-        <w:rPr>
-          <w:rFonts w:ascii="Times New Roman" w:eastAsia="Times New Roman" w:hAnsi="Times New Roman" w:cs="Times New Roman"/>
-          <w:sz w:val="36"/>
-          <w:szCs w:val="36"/>
-        </w:rPr>
-      </w:pPr>
-      <w:r>
-        <w:rPr>
-          <w:rFonts w:ascii="Times New Roman" w:eastAsia="Times New Roman" w:hAnsi="Times New Roman" w:cs="Times New Roman"/>
-          <w:sz w:val="36"/>
-          <w:szCs w:val="36"/>
-        </w:rPr>
-        <w:t>Access blocked for non-compliant devices</w:t>
-      </w:r>
-      <w:r>
-        <w:rPr>
-          <w:rFonts w:ascii="Times New Roman" w:eastAsia="Times New Roman" w:hAnsi="Times New Roman" w:cs="Times New Roman"/>
-          <w:sz w:val="36"/>
-          <w:szCs w:val="36"/>
-        </w:rPr>
-        <w:br/>
+        <w:spacing w:before="240" w:after="240"/>
+        <w:rPr>
+          <w:rFonts w:ascii="Times New Roman" w:eastAsia="Times New Roman" w:hAnsi="Times New Roman" w:cs="Times New Roman"/>
+          <w:sz w:val="36"/>
+          <w:szCs w:val="36"/>
+          <w:lang w:val="en-IN"/>
+        </w:rPr>
+      </w:pPr>
+      <w:r>
+        <w:rPr>
+          <w:rFonts w:ascii="Times New Roman" w:eastAsia="Times New Roman" w:hAnsi="Times New Roman" w:cs="Times New Roman"/>
+          <w:sz w:val="36"/>
+          <w:szCs w:val="36"/>
+          <w:lang w:val="en-IN"/>
+        </w:rPr>
+        <w:t>Access is denied if the device is not compliant</w:t>
       </w:r>
     </w:p>
     <w:p>
       <w:pPr>
         <w:numPr>
           <w:ilvl w:val="0"/>
-          <w:numId w:val="2"/>
+          <w:numId w:val="9"/>
         </w:numPr>
-        <w:rPr>
-          <w:rFonts w:ascii="Times New Roman" w:eastAsia="Times New Roman" w:hAnsi="Times New Roman" w:cs="Times New Roman"/>
-          <w:sz w:val="36"/>
-          <w:szCs w:val="36"/>
-        </w:rPr>
-      </w:pPr>
-      <w:r>
-        <w:rPr>
-          <w:rFonts w:ascii="Times New Roman" w:eastAsia="Times New Roman" w:hAnsi="Times New Roman" w:cs="Times New Roman"/>
-          <w:sz w:val="36"/>
-          <w:szCs w:val="36"/>
-        </w:rPr>
-        <w:lastRenderedPageBreak/>
-        <w:t>Security policy automatically enforced</w:t>
-      </w:r>
-      <w:r>
-        <w:rPr>
-          <w:rFonts w:ascii="Times New Roman" w:eastAsia="Times New Roman" w:hAnsi="Times New Roman" w:cs="Times New Roman"/>
-          <w:sz w:val="36"/>
-          <w:szCs w:val="36"/>
-        </w:rPr>
-        <w:br/>
+        <w:spacing w:before="240" w:after="240"/>
+        <w:rPr>
+          <w:rFonts w:ascii="Times New Roman" w:eastAsia="Times New Roman" w:hAnsi="Times New Roman" w:cs="Times New Roman"/>
+          <w:sz w:val="36"/>
+          <w:szCs w:val="36"/>
+          <w:lang w:val="en-IN"/>
+        </w:rPr>
+      </w:pPr>
+      <w:r>
+        <w:rPr>
+          <w:rFonts w:ascii="Times New Roman" w:eastAsia="Times New Roman" w:hAnsi="Times New Roman" w:cs="Times New Roman"/>
+          <w:sz w:val="36"/>
+          <w:szCs w:val="36"/>
+          <w:lang w:val="en-IN"/>
+        </w:rPr>
+        <w:t>Security policies are automatically enforced</w:t>
       </w:r>
     </w:p>
     <w:p>
       <w:pPr>
         <w:numPr>
           <w:ilvl w:val="0"/>
-          <w:numId w:val="2"/>
+          <w:numId w:val="9"/>
         </w:numPr>
-        <w:spacing w:after="240"/>
-        <w:rPr>
-          <w:rFonts w:ascii="Times New Roman" w:eastAsia="Times New Roman" w:hAnsi="Times New Roman" w:cs="Times New Roman"/>
-          <w:sz w:val="36"/>
-          <w:szCs w:val="36"/>
-        </w:rPr>
-      </w:pPr>
-      <w:r>
-        <w:rPr>
-          <w:rFonts w:ascii="Times New Roman" w:eastAsia="Times New Roman" w:hAnsi="Times New Roman" w:cs="Times New Roman"/>
-          <w:sz w:val="36"/>
-          <w:szCs w:val="36"/>
-        </w:rPr>
-        <w:t>Reduced chances of malware entering the system</w:t>
-      </w:r>
-    </w:p>
-    <w:p>
-      <w:pPr>
         <w:spacing w:before="240" w:after="240"/>
         <w:rPr>
           <w:rFonts w:ascii="Times New Roman" w:eastAsia="Times New Roman" w:hAnsi="Times New Roman" w:cs="Times New Roman"/>
           <w:sz w:val="36"/>
           <w:szCs w:val="36"/>
-        </w:rPr>
-      </w:pPr>
+          <w:lang w:val="en-IN"/>
+        </w:rPr>
+      </w:pPr>
+      <w:r>
+        <w:rPr>
+          <w:rFonts w:ascii="Times New Roman" w:eastAsia="Times New Roman" w:hAnsi="Times New Roman" w:cs="Times New Roman"/>
+          <w:sz w:val="36"/>
+          <w:szCs w:val="36"/>
+          <w:lang w:val="en-IN"/>
+        </w:rPr>
+        <w:t>Malware risks are reduced</w:t>
+      </w:r>
     </w:p>
     <w:p>
       <w:pPr>
         <w:spacing w:before="240" w:after="240"/>
         <w:rPr>
           <w:rFonts w:ascii="Times New Roman" w:eastAsia="Times New Roman" w:hAnsi="Times New Roman" w:cs="Times New Roman"/>
-          <w:b/>
-          <w:bCs/>
-          <w:sz w:val="36"/>
-          <w:szCs w:val="36"/>
-        </w:rPr>
-      </w:pPr>
-      <w:r>
-        <w:rPr>
-          <w:rFonts w:ascii="Times New Roman" w:eastAsia="Times New Roman" w:hAnsi="Times New Roman" w:cs="Times New Roman"/>
-          <w:b/>
-          <w:bCs/>
-          <w:sz w:val="36"/>
-          <w:szCs w:val="36"/>
-        </w:rPr>
-        <w:t>Scenario 3: Protecting Internal Applications</w:t>
-      </w:r>
+          <w:sz w:val="36"/>
+          <w:szCs w:val="36"/>
+        </w:rPr>
+      </w:pPr>
     </w:p>
     <w:p>
       <w:pPr>
         <w:spacing w:before="240" w:after="240"/>
         <w:rPr>
           <w:rFonts w:ascii="Times New Roman" w:eastAsia="Times New Roman" w:hAnsi="Times New Roman" w:cs="Times New Roman"/>
-          <w:sz w:val="36"/>
-          <w:szCs w:val="36"/>
-        </w:rPr>
-      </w:pPr>
-      <w:r>
-        <w:rPr>
-          <w:rFonts w:ascii="Times New Roman" w:eastAsia="Times New Roman" w:hAnsi="Times New Roman" w:cs="Times New Roman"/>
-          <w:sz w:val="36"/>
-          <w:szCs w:val="36"/>
-        </w:rPr>
-        <w:t>An employee needs access to a specific internal business application</w:t>
+          <w:b/>
+          <w:bCs/>
+          <w:sz w:val="36"/>
+          <w:szCs w:val="36"/>
+          <w:lang w:val="en-IN"/>
+        </w:rPr>
+      </w:pPr>
+      <w:r>
+        <w:rPr>
+          <w:rFonts w:ascii="Times New Roman" w:eastAsia="Times New Roman" w:hAnsi="Times New Roman" w:cs="Times New Roman"/>
+          <w:b/>
+          <w:bCs/>
+          <w:sz w:val="40"/>
+          <w:szCs w:val="40"/>
+          <w:lang w:val="en-IN"/>
+        </w:rPr>
+        <w:t>Scenario</w:t>
+      </w:r>
+      <w:r>
+        <w:rPr>
+          <w:rFonts w:ascii="Times New Roman" w:eastAsia="Times New Roman" w:hAnsi="Times New Roman" w:cs="Times New Roman"/>
+          <w:b/>
+          <w:bCs/>
+          <w:sz w:val="36"/>
+          <w:szCs w:val="36"/>
+          <w:lang w:val="en-IN"/>
+        </w:rPr>
+        <w:t xml:space="preserve"> 3 – Secure Internal Application Access</w:t>
       </w:r>
     </w:p>
     <w:p>
@@ -2305,142 +2250,140 @@
         <w:spacing w:before="240" w:after="240"/>
         <w:rPr>
           <w:rFonts w:ascii="Times New Roman" w:eastAsia="Times New Roman" w:hAnsi="Times New Roman" w:cs="Times New Roman"/>
-          <w:b/>
-          <w:bCs/>
-          <w:sz w:val="36"/>
-          <w:szCs w:val="36"/>
-        </w:rPr>
-      </w:pPr>
-      <w:r>
-        <w:rPr>
-          <w:rFonts w:ascii="Times New Roman" w:eastAsia="Times New Roman" w:hAnsi="Times New Roman" w:cs="Times New Roman"/>
-          <w:b/>
-          <w:bCs/>
-          <w:sz w:val="36"/>
-          <w:szCs w:val="36"/>
-        </w:rPr>
-        <w:t>Output:</w:t>
+          <w:sz w:val="36"/>
+          <w:szCs w:val="36"/>
+          <w:lang w:val="en-IN"/>
+        </w:rPr>
+      </w:pPr>
+      <w:r>
+        <w:rPr>
+          <w:rFonts w:ascii="Times New Roman" w:eastAsia="Times New Roman" w:hAnsi="Times New Roman" w:cs="Times New Roman"/>
+          <w:sz w:val="36"/>
+          <w:szCs w:val="36"/>
+          <w:lang w:val="en-IN"/>
+        </w:rPr>
+        <w:t>An employee needs to access a specific internal business application.</w:t>
+      </w:r>
+    </w:p>
+    <w:p>
+      <w:pPr>
+        <w:spacing w:before="240" w:after="240"/>
+        <w:rPr>
+          <w:rFonts w:ascii="Times New Roman" w:eastAsia="Times New Roman" w:hAnsi="Times New Roman" w:cs="Times New Roman"/>
+          <w:b/>
+          <w:bCs/>
+          <w:sz w:val="36"/>
+          <w:szCs w:val="36"/>
+          <w:lang w:val="en-IN"/>
+        </w:rPr>
+      </w:pPr>
+      <w:r>
+        <w:rPr>
+          <w:rFonts w:ascii="Times New Roman" w:eastAsia="Times New Roman" w:hAnsi="Times New Roman" w:cs="Times New Roman"/>
+          <w:b/>
+          <w:bCs/>
+          <w:sz w:val="36"/>
+          <w:szCs w:val="36"/>
+          <w:lang w:val="en-IN"/>
+        </w:rPr>
+        <w:t>Result</w:t>
       </w:r>
     </w:p>
     <w:p>
       <w:pPr>
         <w:numPr>
           <w:ilvl w:val="0"/>
-          <w:numId w:val="3"/>
+          <w:numId w:val="10"/>
         </w:numPr>
-        <w:spacing w:before="240"/>
-        <w:rPr>
-          <w:rFonts w:ascii="Times New Roman" w:eastAsia="Times New Roman" w:hAnsi="Times New Roman" w:cs="Times New Roman"/>
-          <w:sz w:val="36"/>
-          <w:szCs w:val="36"/>
-        </w:rPr>
-      </w:pPr>
-      <w:r>
-        <w:rPr>
-          <w:rFonts w:ascii="Times New Roman" w:eastAsia="Times New Roman" w:hAnsi="Times New Roman" w:cs="Times New Roman"/>
-          <w:sz w:val="36"/>
-          <w:szCs w:val="36"/>
-        </w:rPr>
-        <w:t>Application-level access control applied</w:t>
-      </w:r>
-      <w:r>
-        <w:rPr>
-          <w:rFonts w:ascii="Times New Roman" w:eastAsia="Times New Roman" w:hAnsi="Times New Roman" w:cs="Times New Roman"/>
-          <w:sz w:val="36"/>
-          <w:szCs w:val="36"/>
-        </w:rPr>
-        <w:br/>
+        <w:spacing w:before="240" w:after="240"/>
+        <w:rPr>
+          <w:rFonts w:ascii="Times New Roman" w:eastAsia="Times New Roman" w:hAnsi="Times New Roman" w:cs="Times New Roman"/>
+          <w:sz w:val="36"/>
+          <w:szCs w:val="36"/>
+          <w:lang w:val="en-IN"/>
+        </w:rPr>
+      </w:pPr>
+      <w:r>
+        <w:rPr>
+          <w:rFonts w:ascii="Times New Roman" w:eastAsia="Times New Roman" w:hAnsi="Times New Roman" w:cs="Times New Roman"/>
+          <w:sz w:val="36"/>
+          <w:szCs w:val="36"/>
+          <w:lang w:val="en-IN"/>
+        </w:rPr>
+        <w:t>Application-level access control is enforced</w:t>
       </w:r>
     </w:p>
     <w:p>
       <w:pPr>
         <w:numPr>
           <w:ilvl w:val="0"/>
-          <w:numId w:val="3"/>
+          <w:numId w:val="10"/>
         </w:numPr>
-        <w:rPr>
-          <w:rFonts w:ascii="Times New Roman" w:eastAsia="Times New Roman" w:hAnsi="Times New Roman" w:cs="Times New Roman"/>
-          <w:sz w:val="36"/>
-          <w:szCs w:val="36"/>
-        </w:rPr>
-      </w:pPr>
-      <w:r>
-        <w:rPr>
-          <w:rFonts w:ascii="Times New Roman" w:eastAsia="Times New Roman" w:hAnsi="Times New Roman" w:cs="Times New Roman"/>
-          <w:sz w:val="36"/>
-          <w:szCs w:val="36"/>
-        </w:rPr>
-        <w:t>Only authorized users can access the application</w:t>
-      </w:r>
-      <w:r>
-        <w:rPr>
-          <w:rFonts w:ascii="Times New Roman" w:eastAsia="Times New Roman" w:hAnsi="Times New Roman" w:cs="Times New Roman"/>
-          <w:sz w:val="36"/>
-          <w:szCs w:val="36"/>
-        </w:rPr>
-        <w:br/>
+        <w:spacing w:before="240" w:after="240"/>
+        <w:rPr>
+          <w:rFonts w:ascii="Times New Roman" w:eastAsia="Times New Roman" w:hAnsi="Times New Roman" w:cs="Times New Roman"/>
+          <w:sz w:val="36"/>
+          <w:szCs w:val="36"/>
+          <w:lang w:val="en-IN"/>
+        </w:rPr>
+      </w:pPr>
+      <w:r>
+        <w:rPr>
+          <w:rFonts w:ascii="Times New Roman" w:eastAsia="Times New Roman" w:hAnsi="Times New Roman" w:cs="Times New Roman"/>
+          <w:sz w:val="36"/>
+          <w:szCs w:val="36"/>
+          <w:lang w:val="en-IN"/>
+        </w:rPr>
+        <w:t>Only authorized users can access the system</w:t>
       </w:r>
     </w:p>
     <w:p>
       <w:pPr>
         <w:numPr>
           <w:ilvl w:val="0"/>
-          <w:numId w:val="3"/>
+          <w:numId w:val="10"/>
         </w:numPr>
-        <w:rPr>
-          <w:rFonts w:ascii="Times New Roman" w:eastAsia="Times New Roman" w:hAnsi="Times New Roman" w:cs="Times New Roman"/>
-          <w:sz w:val="36"/>
-          <w:szCs w:val="36"/>
-        </w:rPr>
-      </w:pPr>
-      <w:r>
-        <w:rPr>
-          <w:rFonts w:ascii="Times New Roman" w:eastAsia="Times New Roman" w:hAnsi="Times New Roman" w:cs="Times New Roman"/>
-          <w:sz w:val="36"/>
-          <w:szCs w:val="36"/>
-        </w:rPr>
-        <w:t>Internal servers remain invisible to the internet</w:t>
-      </w:r>
-      <w:r>
-        <w:rPr>
-          <w:rFonts w:ascii="Times New Roman" w:eastAsia="Times New Roman" w:hAnsi="Times New Roman" w:cs="Times New Roman"/>
-          <w:sz w:val="36"/>
-          <w:szCs w:val="36"/>
-        </w:rPr>
-        <w:br/>
+        <w:spacing w:before="240" w:after="240"/>
+        <w:rPr>
+          <w:rFonts w:ascii="Times New Roman" w:eastAsia="Times New Roman" w:hAnsi="Times New Roman" w:cs="Times New Roman"/>
+          <w:sz w:val="36"/>
+          <w:szCs w:val="36"/>
+          <w:lang w:val="en-IN"/>
+        </w:rPr>
+      </w:pPr>
+      <w:r>
+        <w:rPr>
+          <w:rFonts w:ascii="Times New Roman" w:eastAsia="Times New Roman" w:hAnsi="Times New Roman" w:cs="Times New Roman"/>
+          <w:sz w:val="36"/>
+          <w:szCs w:val="36"/>
+          <w:lang w:val="en-IN"/>
+        </w:rPr>
+        <w:t>Internal servers are not exposed to the internet</w:t>
       </w:r>
     </w:p>
     <w:p>
       <w:pPr>
         <w:numPr>
           <w:ilvl w:val="0"/>
-          <w:numId w:val="3"/>
+          <w:numId w:val="10"/>
         </w:numPr>
-        <w:spacing w:after="240"/>
-        <w:rPr>
-          <w:rFonts w:ascii="Times New Roman" w:eastAsia="Times New Roman" w:hAnsi="Times New Roman" w:cs="Times New Roman"/>
-          <w:sz w:val="36"/>
-          <w:szCs w:val="36"/>
-        </w:rPr>
-      </w:pPr>
-      <w:r>
-        <w:rPr>
-          <w:rFonts w:ascii="Times New Roman" w:eastAsia="Times New Roman" w:hAnsi="Times New Roman" w:cs="Times New Roman"/>
-          <w:sz w:val="36"/>
-          <w:szCs w:val="36"/>
-        </w:rPr>
-        <w:t>Reduced exposure of company resources</w:t>
-      </w:r>
-    </w:p>
-    <w:p>
-      <w:pPr>
         <w:spacing w:before="240" w:after="240"/>
         <w:rPr>
           <w:rFonts w:ascii="Times New Roman" w:eastAsia="Times New Roman" w:hAnsi="Times New Roman" w:cs="Times New Roman"/>
           <w:sz w:val="36"/>
           <w:szCs w:val="36"/>
-        </w:rPr>
-      </w:pPr>
+          <w:lang w:val="en-IN"/>
+        </w:rPr>
+      </w:pPr>
+      <w:r>
+        <w:rPr>
+          <w:rFonts w:ascii="Times New Roman" w:eastAsia="Times New Roman" w:hAnsi="Times New Roman" w:cs="Times New Roman"/>
+          <w:sz w:val="36"/>
+          <w:szCs w:val="36"/>
+          <w:lang w:val="en-IN"/>
+        </w:rPr>
+        <w:t>Organizational resources remain protected</w:t>
+      </w:r>
     </w:p>
     <w:p>
       <w:pPr>
@@ -2449,381 +2392,445 @@
           <w:rFonts w:ascii="Times New Roman" w:eastAsia="Times New Roman" w:hAnsi="Times New Roman" w:cs="Times New Roman"/>
           <w:b/>
           <w:bCs/>
-          <w:sz w:val="36"/>
-          <w:szCs w:val="36"/>
-        </w:rPr>
-      </w:pPr>
-      <w:r>
-        <w:rPr>
-          <w:rFonts w:ascii="Times New Roman" w:eastAsia="Times New Roman" w:hAnsi="Times New Roman" w:cs="Times New Roman"/>
-          <w:b/>
-          <w:bCs/>
-          <w:sz w:val="36"/>
-          <w:szCs w:val="36"/>
-        </w:rPr>
-        <w:t>Scenario 4: Preventing Lateral Movement After a Breach</w:t>
-      </w:r>
-    </w:p>
-    <w:p>
-      <w:pPr>
-        <w:spacing w:before="240" w:after="240"/>
-        <w:rPr>
-          <w:rFonts w:ascii="Times New Roman" w:eastAsia="Times New Roman" w:hAnsi="Times New Roman" w:cs="Times New Roman"/>
-          <w:sz w:val="36"/>
-          <w:szCs w:val="36"/>
-        </w:rPr>
-      </w:pPr>
-      <w:r>
-        <w:rPr>
-          <w:rFonts w:ascii="Times New Roman" w:eastAsia="Times New Roman" w:hAnsi="Times New Roman" w:cs="Times New Roman"/>
-          <w:sz w:val="36"/>
-          <w:szCs w:val="36"/>
-        </w:rPr>
-        <w:t>A hacker gains access to a compromised employee account.</w:t>
-      </w:r>
-    </w:p>
-    <w:p>
-      <w:pPr>
-        <w:rPr>
-          <w:rFonts w:ascii="Times New Roman" w:eastAsia="Times New Roman" w:hAnsi="Times New Roman" w:cs="Times New Roman"/>
-          <w:sz w:val="36"/>
-          <w:szCs w:val="36"/>
-        </w:rPr>
-      </w:pPr>
-    </w:p>
-    <w:p>
-      <w:pPr>
-        <w:spacing w:before="240" w:after="240"/>
-        <w:rPr>
-          <w:rFonts w:ascii="Times New Roman" w:eastAsia="Times New Roman" w:hAnsi="Times New Roman" w:cs="Times New Roman"/>
-          <w:b/>
-          <w:bCs/>
-          <w:sz w:val="36"/>
-          <w:szCs w:val="36"/>
-        </w:rPr>
-      </w:pPr>
-      <w:r>
-        <w:rPr>
-          <w:rFonts w:ascii="Times New Roman" w:eastAsia="Times New Roman" w:hAnsi="Times New Roman" w:cs="Times New Roman"/>
-          <w:b/>
-          <w:bCs/>
-          <w:sz w:val="36"/>
-          <w:szCs w:val="36"/>
-        </w:rPr>
-        <w:t>Output:</w:t>
-      </w:r>
-    </w:p>
-    <w:p>
-      <w:pPr>
+          <w:sz w:val="40"/>
+          <w:szCs w:val="40"/>
+        </w:rPr>
+      </w:pPr>
+    </w:p>
+    <w:p>
+      <w:pPr>
+        <w:pStyle w:val="Heading2"/>
+        <w:rPr>
+          <w:rFonts w:ascii="Times New Roman" w:hAnsi="Times New Roman" w:cs="Times New Roman"/>
+          <w:b/>
+          <w:bCs/>
+          <w:sz w:val="40"/>
+          <w:szCs w:val="40"/>
+          <w:lang w:val="en-IN"/>
+        </w:rPr>
+      </w:pPr>
+      <w:r>
+        <w:rPr>
+          <w:rStyle w:val="bzpyqfadein"/>
+          <w:rFonts w:ascii="Times New Roman" w:hAnsi="Times New Roman" w:cs="Times New Roman"/>
+          <w:b/>
+          <w:bCs/>
+          <w:sz w:val="36"/>
+          <w:szCs w:val="36"/>
+        </w:rPr>
+        <w:t>Scenario 4 – Preventing Lateral Movement</w:t>
+      </w:r>
+    </w:p>
+    <w:p>
+      <w:pPr>
+        <w:pStyle w:val="NormalWeb"/>
+        <w:rPr>
+          <w:sz w:val="32"/>
+          <w:szCs w:val="32"/>
+        </w:rPr>
+      </w:pPr>
+      <w:r>
+        <w:rPr>
+          <w:rStyle w:val="bzpyqfadein"/>
+        </w:rPr>
+        <w:t>A</w:t>
+      </w:r>
+      <w:r>
+        <w:rPr>
+          <w:rStyle w:val="bzpyqfadein"/>
+          <w:sz w:val="32"/>
+          <w:szCs w:val="32"/>
+        </w:rPr>
+        <w:t>n attacker manages to gain access to an employee’s compromised account.</w:t>
+      </w:r>
+    </w:p>
+    <w:p>
+      <w:pPr>
+        <w:pStyle w:val="NormalWeb"/>
+        <w:rPr>
+          <w:sz w:val="36"/>
+          <w:szCs w:val="36"/>
+        </w:rPr>
+      </w:pPr>
+      <w:r>
+        <w:rPr>
+          <w:rStyle w:val="bzpyqfadein"/>
+          <w:b/>
+          <w:bCs/>
+          <w:sz w:val="36"/>
+          <w:szCs w:val="36"/>
+        </w:rPr>
+        <w:t>Result</w:t>
+      </w:r>
+    </w:p>
+    <w:p>
+      <w:pPr>
+        <w:pStyle w:val="NormalWeb"/>
         <w:numPr>
           <w:ilvl w:val="0"/>
-          <w:numId w:val="4"/>
+          <w:numId w:val="11"/>
         </w:numPr>
-        <w:spacing w:before="240"/>
-        <w:rPr>
-          <w:rFonts w:ascii="Times New Roman" w:eastAsia="Times New Roman" w:hAnsi="Times New Roman" w:cs="Times New Roman"/>
-          <w:sz w:val="36"/>
-          <w:szCs w:val="36"/>
-        </w:rPr>
-      </w:pPr>
-      <w:r>
-        <w:rPr>
-          <w:rFonts w:ascii="Times New Roman" w:eastAsia="Times New Roman" w:hAnsi="Times New Roman" w:cs="Times New Roman"/>
-          <w:sz w:val="36"/>
-          <w:szCs w:val="36"/>
-        </w:rPr>
-        <w:t>Access restricted to only one application</w:t>
-      </w:r>
-      <w:r>
-        <w:rPr>
-          <w:rFonts w:ascii="Times New Roman" w:eastAsia="Times New Roman" w:hAnsi="Times New Roman" w:cs="Times New Roman"/>
-          <w:sz w:val="36"/>
-          <w:szCs w:val="36"/>
-        </w:rPr>
-        <w:br/>
-      </w:r>
-    </w:p>
-    <w:p>
-      <w:pPr>
+        <w:spacing w:before="100" w:after="100" w:line="480" w:lineRule="auto"/>
+        <w:rPr>
+          <w:sz w:val="36"/>
+          <w:szCs w:val="36"/>
+        </w:rPr>
+      </w:pPr>
+      <w:r>
+        <w:rPr>
+          <w:rStyle w:val="bzpyqfadein"/>
+          <w:sz w:val="36"/>
+          <w:szCs w:val="36"/>
+        </w:rPr>
+        <w:t>Access is limited to a single application</w:t>
+      </w:r>
+    </w:p>
+    <w:p>
+      <w:pPr>
+        <w:pStyle w:val="NormalWeb"/>
         <w:numPr>
           <w:ilvl w:val="0"/>
-          <w:numId w:val="4"/>
+          <w:numId w:val="11"/>
         </w:numPr>
-        <w:rPr>
-          <w:rFonts w:ascii="Times New Roman" w:eastAsia="Times New Roman" w:hAnsi="Times New Roman" w:cs="Times New Roman"/>
-          <w:sz w:val="36"/>
-          <w:szCs w:val="36"/>
-        </w:rPr>
-      </w:pPr>
-      <w:r>
-        <w:rPr>
-          <w:rFonts w:ascii="Times New Roman" w:eastAsia="Times New Roman" w:hAnsi="Times New Roman" w:cs="Times New Roman"/>
-          <w:sz w:val="36"/>
-          <w:szCs w:val="36"/>
-        </w:rPr>
-        <w:t>Hacker cannot move to other systems</w:t>
-      </w:r>
-      <w:r>
-        <w:rPr>
-          <w:rFonts w:ascii="Times New Roman" w:eastAsia="Times New Roman" w:hAnsi="Times New Roman" w:cs="Times New Roman"/>
-          <w:sz w:val="36"/>
-          <w:szCs w:val="36"/>
-        </w:rPr>
-        <w:br/>
-      </w:r>
-    </w:p>
-    <w:p>
-      <w:pPr>
+        <w:spacing w:before="100" w:after="100" w:line="480" w:lineRule="auto"/>
+        <w:rPr>
+          <w:sz w:val="36"/>
+          <w:szCs w:val="36"/>
+        </w:rPr>
+      </w:pPr>
+      <w:r>
+        <w:rPr>
+          <w:rStyle w:val="bzpyqfadein"/>
+          <w:sz w:val="36"/>
+          <w:szCs w:val="36"/>
+        </w:rPr>
+        <w:t>The attacker cannot explore the internal network</w:t>
+      </w:r>
+    </w:p>
+    <w:p>
+      <w:pPr>
+        <w:pStyle w:val="NormalWeb"/>
         <w:numPr>
           <w:ilvl w:val="0"/>
-          <w:numId w:val="4"/>
+          <w:numId w:val="11"/>
         </w:numPr>
-        <w:rPr>
-          <w:rFonts w:ascii="Times New Roman" w:eastAsia="Times New Roman" w:hAnsi="Times New Roman" w:cs="Times New Roman"/>
-          <w:sz w:val="36"/>
-          <w:szCs w:val="36"/>
-        </w:rPr>
-      </w:pPr>
-      <w:r>
-        <w:rPr>
-          <w:rFonts w:ascii="Times New Roman" w:eastAsia="Times New Roman" w:hAnsi="Times New Roman" w:cs="Times New Roman"/>
-          <w:sz w:val="36"/>
-          <w:szCs w:val="36"/>
-        </w:rPr>
-        <w:t>Sensitive data remains protected</w:t>
-      </w:r>
-      <w:r>
-        <w:rPr>
-          <w:rFonts w:ascii="Times New Roman" w:eastAsia="Times New Roman" w:hAnsi="Times New Roman" w:cs="Times New Roman"/>
-          <w:sz w:val="36"/>
-          <w:szCs w:val="36"/>
-        </w:rPr>
-        <w:br/>
-      </w:r>
-    </w:p>
-    <w:p>
-      <w:pPr>
+        <w:spacing w:before="100" w:after="100" w:line="480" w:lineRule="auto"/>
+        <w:rPr>
+          <w:sz w:val="36"/>
+          <w:szCs w:val="36"/>
+        </w:rPr>
+      </w:pPr>
+      <w:r>
+        <w:rPr>
+          <w:rStyle w:val="bzpyqfadein"/>
+          <w:sz w:val="36"/>
+          <w:szCs w:val="36"/>
+        </w:rPr>
+        <w:t>Sensitive systems remain protected</w:t>
+      </w:r>
+    </w:p>
+    <w:p>
+      <w:pPr>
+        <w:pStyle w:val="NormalWeb"/>
         <w:numPr>
           <w:ilvl w:val="0"/>
-          <w:numId w:val="4"/>
+          <w:numId w:val="11"/>
         </w:numPr>
-        <w:spacing w:after="240"/>
-        <w:rPr>
-          <w:rFonts w:ascii="Times New Roman" w:eastAsia="Times New Roman" w:hAnsi="Times New Roman" w:cs="Times New Roman"/>
-          <w:sz w:val="36"/>
-          <w:szCs w:val="36"/>
-        </w:rPr>
-      </w:pPr>
-      <w:r>
-        <w:rPr>
-          <w:rFonts w:ascii="Times New Roman" w:eastAsia="Times New Roman" w:hAnsi="Times New Roman" w:cs="Times New Roman"/>
-          <w:sz w:val="36"/>
-          <w:szCs w:val="36"/>
-        </w:rPr>
-        <w:lastRenderedPageBreak/>
-        <w:t>Security monitoring detects unusual behavior</w:t>
-      </w:r>
-      <w:r>
-        <w:rPr>
-          <w:rFonts w:ascii="Times New Roman" w:eastAsia="Times New Roman" w:hAnsi="Times New Roman" w:cs="Times New Roman"/>
-          <w:sz w:val="36"/>
-          <w:szCs w:val="36"/>
-        </w:rPr>
-        <w:br/>
-      </w:r>
-    </w:p>
-    <w:p>
-      <w:pPr>
-        <w:rPr>
-          <w:rFonts w:ascii="Times New Roman" w:eastAsia="Times New Roman" w:hAnsi="Times New Roman" w:cs="Times New Roman"/>
-          <w:b/>
-          <w:bCs/>
-          <w:sz w:val="36"/>
-          <w:szCs w:val="36"/>
-        </w:rPr>
-      </w:pPr>
-      <w:r>
-        <w:rPr>
-          <w:rFonts w:ascii="Times New Roman" w:eastAsia="Times New Roman" w:hAnsi="Times New Roman" w:cs="Times New Roman"/>
-          <w:b/>
-          <w:bCs/>
-          <w:sz w:val="36"/>
-          <w:szCs w:val="36"/>
-        </w:rPr>
-        <w:t>Scenario 5: Secure Access for Third-Party Vendors</w:t>
-      </w:r>
-    </w:p>
-    <w:p>
-      <w:pPr>
-        <w:rPr>
-          <w:rFonts w:ascii="Times New Roman" w:eastAsia="Times New Roman" w:hAnsi="Times New Roman" w:cs="Times New Roman"/>
-          <w:b/>
-          <w:bCs/>
-          <w:sz w:val="36"/>
-          <w:szCs w:val="36"/>
-        </w:rPr>
-      </w:pPr>
-    </w:p>
-    <w:p>
-      <w:pPr>
-        <w:rPr>
-          <w:rFonts w:ascii="Times New Roman" w:eastAsia="Times New Roman" w:hAnsi="Times New Roman" w:cs="Times New Roman"/>
-          <w:sz w:val="36"/>
-          <w:szCs w:val="36"/>
-        </w:rPr>
-      </w:pPr>
-      <w:r>
-        <w:rPr>
-          <w:rFonts w:ascii="Times New Roman" w:eastAsia="Times New Roman" w:hAnsi="Times New Roman" w:cs="Times New Roman"/>
-          <w:sz w:val="36"/>
-          <w:szCs w:val="36"/>
-        </w:rPr>
-        <w:t>A third-party vendor requires temporary access to a company application.</w:t>
-      </w:r>
-    </w:p>
-    <w:p>
-      <w:pPr>
-        <w:rPr>
-          <w:rFonts w:ascii="Times New Roman" w:eastAsia="Times New Roman" w:hAnsi="Times New Roman" w:cs="Times New Roman"/>
-          <w:sz w:val="36"/>
-          <w:szCs w:val="36"/>
-        </w:rPr>
-      </w:pPr>
-    </w:p>
-    <w:p>
-      <w:pPr>
-        <w:spacing w:before="240" w:after="240"/>
-        <w:rPr>
-          <w:rFonts w:ascii="Times New Roman" w:eastAsia="Times New Roman" w:hAnsi="Times New Roman" w:cs="Times New Roman"/>
-          <w:b/>
-          <w:bCs/>
-          <w:sz w:val="36"/>
-          <w:szCs w:val="36"/>
-        </w:rPr>
-      </w:pPr>
-      <w:r>
-        <w:rPr>
-          <w:rFonts w:ascii="Times New Roman" w:eastAsia="Times New Roman" w:hAnsi="Times New Roman" w:cs="Times New Roman"/>
-          <w:b/>
-          <w:bCs/>
-          <w:sz w:val="36"/>
-          <w:szCs w:val="36"/>
-        </w:rPr>
-        <w:t>Output:</w:t>
+        <w:spacing w:before="100" w:after="100" w:line="480" w:lineRule="auto"/>
+        <w:rPr>
+          <w:sz w:val="36"/>
+          <w:szCs w:val="36"/>
+        </w:rPr>
+      </w:pPr>
+      <w:r>
+        <w:rPr>
+          <w:rStyle w:val="bzpyqfadein"/>
+          <w:sz w:val="36"/>
+          <w:szCs w:val="36"/>
+        </w:rPr>
+        <w:t>Security monitoring identifies suspicious behavior</w:t>
+      </w:r>
+    </w:p>
+    <w:p>
+      <w:pPr>
+        <w:rPr>
+          <w:rFonts w:ascii="Times New Roman" w:eastAsia="Times New Roman" w:hAnsi="Times New Roman" w:cs="Times New Roman"/>
+          <w:b/>
+          <w:bCs/>
+          <w:sz w:val="36"/>
+          <w:szCs w:val="36"/>
+          <w:lang w:val="en-IN"/>
+        </w:rPr>
+      </w:pPr>
+    </w:p>
+    <w:p>
+      <w:pPr>
+        <w:rPr>
+          <w:rFonts w:ascii="Times New Roman" w:eastAsia="Times New Roman" w:hAnsi="Times New Roman" w:cs="Times New Roman"/>
+          <w:b/>
+          <w:bCs/>
+          <w:sz w:val="36"/>
+          <w:szCs w:val="36"/>
+          <w:lang w:val="en-IN"/>
+        </w:rPr>
+      </w:pPr>
+    </w:p>
+    <w:p>
+      <w:pPr>
+        <w:rPr>
+          <w:rFonts w:ascii="Times New Roman" w:eastAsia="Times New Roman" w:hAnsi="Times New Roman" w:cs="Times New Roman"/>
+          <w:b/>
+          <w:bCs/>
+          <w:sz w:val="36"/>
+          <w:szCs w:val="36"/>
+          <w:lang w:val="en-IN"/>
+        </w:rPr>
+      </w:pPr>
+    </w:p>
+    <w:p>
+      <w:pPr>
+        <w:rPr>
+          <w:rFonts w:ascii="Times New Roman" w:eastAsia="Times New Roman" w:hAnsi="Times New Roman" w:cs="Times New Roman"/>
+          <w:b/>
+          <w:bCs/>
+          <w:sz w:val="36"/>
+          <w:szCs w:val="36"/>
+          <w:lang w:val="en-IN"/>
+        </w:rPr>
+      </w:pPr>
+    </w:p>
+    <w:p>
+      <w:pPr>
+        <w:rPr>
+          <w:rFonts w:ascii="Times New Roman" w:eastAsia="Times New Roman" w:hAnsi="Times New Roman" w:cs="Times New Roman"/>
+          <w:b/>
+          <w:bCs/>
+          <w:sz w:val="36"/>
+          <w:szCs w:val="36"/>
+          <w:lang w:val="en-IN"/>
+        </w:rPr>
+      </w:pPr>
+    </w:p>
+    <w:p>
+      <w:pPr>
+        <w:rPr>
+          <w:rFonts w:ascii="Times New Roman" w:eastAsia="Times New Roman" w:hAnsi="Times New Roman" w:cs="Times New Roman"/>
+          <w:b/>
+          <w:bCs/>
+          <w:sz w:val="36"/>
+          <w:szCs w:val="36"/>
+          <w:lang w:val="en-IN"/>
+        </w:rPr>
+      </w:pPr>
+    </w:p>
+    <w:p>
+      <w:pPr>
+        <w:rPr>
+          <w:rFonts w:ascii="Times New Roman" w:eastAsia="Times New Roman" w:hAnsi="Times New Roman" w:cs="Times New Roman"/>
+          <w:b/>
+          <w:bCs/>
+          <w:sz w:val="36"/>
+          <w:szCs w:val="36"/>
+          <w:lang w:val="en-IN"/>
+        </w:rPr>
+      </w:pPr>
+    </w:p>
+    <w:p>
+      <w:pPr>
+        <w:rPr>
+          <w:rFonts w:ascii="Times New Roman" w:eastAsia="Times New Roman" w:hAnsi="Times New Roman" w:cs="Times New Roman"/>
+          <w:b/>
+          <w:bCs/>
+          <w:sz w:val="36"/>
+          <w:szCs w:val="36"/>
+          <w:lang w:val="en-IN"/>
+        </w:rPr>
+      </w:pPr>
+      <w:r>
+        <w:rPr>
+          <w:rFonts w:ascii="Times New Roman" w:eastAsia="Times New Roman" w:hAnsi="Times New Roman" w:cs="Times New Roman"/>
+          <w:b/>
+          <w:bCs/>
+          <w:sz w:val="36"/>
+          <w:szCs w:val="36"/>
+          <w:lang w:val="en-IN"/>
+        </w:rPr>
+        <w:t>S</w:t>
+      </w:r>
+      <w:r>
+        <w:rPr>
+          <w:rFonts w:ascii="Times New Roman" w:eastAsia="Times New Roman" w:hAnsi="Times New Roman" w:cs="Times New Roman"/>
+          <w:b/>
+          <w:bCs/>
+          <w:sz w:val="36"/>
+          <w:szCs w:val="36"/>
+          <w:lang w:val="en-IN"/>
+        </w:rPr>
+        <w:t>cenario 5 – Third-Party Vendor Access</w:t>
+      </w:r>
+    </w:p>
+    <w:p>
+      <w:pPr>
+        <w:rPr>
+          <w:rFonts w:ascii="Times New Roman" w:eastAsia="Times New Roman" w:hAnsi="Times New Roman" w:cs="Times New Roman"/>
+          <w:b/>
+          <w:bCs/>
+          <w:sz w:val="36"/>
+          <w:szCs w:val="36"/>
+          <w:lang w:val="en-IN"/>
+        </w:rPr>
+      </w:pPr>
+    </w:p>
+    <w:p>
+      <w:pPr>
+        <w:rPr>
+          <w:rFonts w:ascii="Times New Roman" w:eastAsia="Times New Roman" w:hAnsi="Times New Roman" w:cs="Times New Roman"/>
+          <w:sz w:val="36"/>
+          <w:szCs w:val="36"/>
+          <w:lang w:val="en-IN"/>
+        </w:rPr>
+      </w:pPr>
+      <w:r>
+        <w:rPr>
+          <w:rFonts w:ascii="Times New Roman" w:eastAsia="Times New Roman" w:hAnsi="Times New Roman" w:cs="Times New Roman"/>
+          <w:sz w:val="36"/>
+          <w:szCs w:val="36"/>
+          <w:lang w:val="en-IN"/>
+        </w:rPr>
+        <w:tab/>
+      </w:r>
+      <w:r>
+        <w:rPr>
+          <w:rFonts w:ascii="Times New Roman" w:eastAsia="Times New Roman" w:hAnsi="Times New Roman" w:cs="Times New Roman"/>
+          <w:sz w:val="36"/>
+          <w:szCs w:val="36"/>
+          <w:lang w:val="en-IN"/>
+        </w:rPr>
+        <w:t>A third-party vendor requires temporary access to a specific business application.</w:t>
+      </w:r>
+    </w:p>
+    <w:p>
+      <w:pPr>
+        <w:rPr>
+          <w:rFonts w:ascii="Times New Roman" w:eastAsia="Times New Roman" w:hAnsi="Times New Roman" w:cs="Times New Roman"/>
+          <w:b/>
+          <w:bCs/>
+          <w:sz w:val="36"/>
+          <w:szCs w:val="36"/>
+          <w:lang w:val="en-IN"/>
+        </w:rPr>
+      </w:pPr>
+      <w:r>
+        <w:rPr>
+          <w:rFonts w:ascii="Times New Roman" w:eastAsia="Times New Roman" w:hAnsi="Times New Roman" w:cs="Times New Roman"/>
+          <w:b/>
+          <w:bCs/>
+          <w:sz w:val="36"/>
+          <w:szCs w:val="36"/>
+          <w:lang w:val="en-IN"/>
+        </w:rPr>
+        <w:t>Result</w:t>
       </w:r>
     </w:p>
     <w:p>
       <w:pPr>
         <w:numPr>
           <w:ilvl w:val="0"/>
-          <w:numId w:val="5"/>
+          <w:numId w:val="12"/>
         </w:numPr>
-        <w:spacing w:before="240"/>
-        <w:rPr>
-          <w:rFonts w:ascii="Times New Roman" w:eastAsia="Times New Roman" w:hAnsi="Times New Roman" w:cs="Times New Roman"/>
-          <w:sz w:val="36"/>
-          <w:szCs w:val="36"/>
-        </w:rPr>
-      </w:pPr>
-      <w:r>
-        <w:rPr>
-          <w:rFonts w:ascii="Times New Roman" w:eastAsia="Times New Roman" w:hAnsi="Times New Roman" w:cs="Times New Roman"/>
-          <w:sz w:val="36"/>
-          <w:szCs w:val="36"/>
-        </w:rPr>
-        <w:t>Limited and time-based access granted</w:t>
-      </w:r>
-      <w:r>
-        <w:rPr>
-          <w:rFonts w:ascii="Times New Roman" w:eastAsia="Times New Roman" w:hAnsi="Times New Roman" w:cs="Times New Roman"/>
-          <w:sz w:val="36"/>
-          <w:szCs w:val="36"/>
-        </w:rPr>
-        <w:br/>
+        <w:spacing w:line="600" w:lineRule="auto"/>
+        <w:rPr>
+          <w:rFonts w:ascii="Times New Roman" w:eastAsia="Times New Roman" w:hAnsi="Times New Roman" w:cs="Times New Roman"/>
+          <w:sz w:val="36"/>
+          <w:szCs w:val="36"/>
+          <w:lang w:val="en-IN"/>
+        </w:rPr>
+      </w:pPr>
+      <w:r>
+        <w:rPr>
+          <w:rFonts w:ascii="Times New Roman" w:eastAsia="Times New Roman" w:hAnsi="Times New Roman" w:cs="Times New Roman"/>
+          <w:sz w:val="36"/>
+          <w:szCs w:val="36"/>
+          <w:lang w:val="en-IN"/>
+        </w:rPr>
+        <w:t>Limited and time-restricted access is granted</w:t>
       </w:r>
     </w:p>
     <w:p>
       <w:pPr>
         <w:numPr>
           <w:ilvl w:val="0"/>
-          <w:numId w:val="5"/>
+          <w:numId w:val="12"/>
         </w:numPr>
-        <w:rPr>
-          <w:rFonts w:ascii="Times New Roman" w:eastAsia="Times New Roman" w:hAnsi="Times New Roman" w:cs="Times New Roman"/>
-          <w:sz w:val="36"/>
-          <w:szCs w:val="36"/>
-        </w:rPr>
-      </w:pPr>
-      <w:r>
-        <w:rPr>
-          <w:rFonts w:ascii="Times New Roman" w:eastAsia="Times New Roman" w:hAnsi="Times New Roman" w:cs="Times New Roman"/>
-          <w:sz w:val="36"/>
-          <w:szCs w:val="36"/>
-        </w:rPr>
-        <w:t>Vendor cannot access the full network</w:t>
-      </w:r>
-      <w:r>
-        <w:rPr>
-          <w:rFonts w:ascii="Times New Roman" w:eastAsia="Times New Roman" w:hAnsi="Times New Roman" w:cs="Times New Roman"/>
-          <w:sz w:val="36"/>
-          <w:szCs w:val="36"/>
-        </w:rPr>
-        <w:br/>
+        <w:spacing w:line="600" w:lineRule="auto"/>
+        <w:rPr>
+          <w:rFonts w:ascii="Times New Roman" w:eastAsia="Times New Roman" w:hAnsi="Times New Roman" w:cs="Times New Roman"/>
+          <w:sz w:val="36"/>
+          <w:szCs w:val="36"/>
+          <w:lang w:val="en-IN"/>
+        </w:rPr>
+      </w:pPr>
+      <w:r>
+        <w:rPr>
+          <w:rFonts w:ascii="Times New Roman" w:eastAsia="Times New Roman" w:hAnsi="Times New Roman" w:cs="Times New Roman"/>
+          <w:sz w:val="36"/>
+          <w:szCs w:val="36"/>
+          <w:lang w:val="en-IN"/>
+        </w:rPr>
+        <w:t>Vendor cannot access the entire network</w:t>
       </w:r>
     </w:p>
     <w:p>
       <w:pPr>
         <w:numPr>
           <w:ilvl w:val="0"/>
-          <w:numId w:val="5"/>
+          <w:numId w:val="12"/>
         </w:numPr>
-        <w:rPr>
-          <w:rFonts w:ascii="Times New Roman" w:eastAsia="Times New Roman" w:hAnsi="Times New Roman" w:cs="Times New Roman"/>
-          <w:sz w:val="36"/>
-          <w:szCs w:val="36"/>
-        </w:rPr>
-      </w:pPr>
-      <w:r>
-        <w:rPr>
-          <w:rFonts w:ascii="Times New Roman" w:eastAsia="Times New Roman" w:hAnsi="Times New Roman" w:cs="Times New Roman"/>
-          <w:sz w:val="36"/>
-          <w:szCs w:val="36"/>
-        </w:rPr>
-        <w:t>Activity monitoring and logging enabled</w:t>
-      </w:r>
-      <w:r>
-        <w:rPr>
-          <w:rFonts w:ascii="Times New Roman" w:eastAsia="Times New Roman" w:hAnsi="Times New Roman" w:cs="Times New Roman"/>
-          <w:sz w:val="36"/>
-          <w:szCs w:val="36"/>
-        </w:rPr>
-        <w:br/>
+        <w:spacing w:line="600" w:lineRule="auto"/>
+        <w:rPr>
+          <w:rFonts w:ascii="Times New Roman" w:eastAsia="Times New Roman" w:hAnsi="Times New Roman" w:cs="Times New Roman"/>
+          <w:sz w:val="36"/>
+          <w:szCs w:val="36"/>
+          <w:lang w:val="en-IN"/>
+        </w:rPr>
+      </w:pPr>
+      <w:r>
+        <w:rPr>
+          <w:rFonts w:ascii="Times New Roman" w:eastAsia="Times New Roman" w:hAnsi="Times New Roman" w:cs="Times New Roman"/>
+          <w:sz w:val="36"/>
+          <w:szCs w:val="36"/>
+          <w:lang w:val="en-IN"/>
+        </w:rPr>
+        <w:t>User activity is monitored and logged</w:t>
       </w:r>
     </w:p>
     <w:p>
       <w:pPr>
         <w:numPr>
           <w:ilvl w:val="0"/>
-          <w:numId w:val="5"/>
+          <w:numId w:val="12"/>
         </w:numPr>
-        <w:spacing w:after="240"/>
-        <w:rPr>
-          <w:rFonts w:ascii="Times New Roman" w:eastAsia="Times New Roman" w:hAnsi="Times New Roman" w:cs="Times New Roman"/>
-          <w:sz w:val="36"/>
-          <w:szCs w:val="36"/>
-        </w:rPr>
-      </w:pPr>
-      <w:r>
-        <w:rPr>
-          <w:rFonts w:ascii="Times New Roman" w:eastAsia="Times New Roman" w:hAnsi="Times New Roman" w:cs="Times New Roman"/>
-          <w:sz w:val="36"/>
-          <w:szCs w:val="36"/>
-        </w:rPr>
-        <w:t>Reduced risk from external users</w:t>
-      </w:r>
-    </w:p>
-    <w:p>
-      <w:pPr>
+        <w:spacing w:line="600" w:lineRule="auto"/>
+        <w:rPr>
+          <w:rFonts w:ascii="Times New Roman" w:eastAsia="Times New Roman" w:hAnsi="Times New Roman" w:cs="Times New Roman"/>
+          <w:sz w:val="36"/>
+          <w:szCs w:val="36"/>
+          <w:lang w:val="en-IN"/>
+        </w:rPr>
+      </w:pPr>
+      <w:r>
+        <w:rPr>
+          <w:rFonts w:ascii="Times New Roman" w:eastAsia="Times New Roman" w:hAnsi="Times New Roman" w:cs="Times New Roman"/>
+          <w:sz w:val="36"/>
+          <w:szCs w:val="36"/>
+          <w:lang w:val="en-IN"/>
+        </w:rPr>
+        <w:t>Security risks from external users are reduced</w:t>
+      </w:r>
+    </w:p>
+    <w:p>
+      <w:pPr>
+        <w:spacing w:line="600" w:lineRule="auto"/>
         <w:rPr>
           <w:rFonts w:ascii="Times New Roman" w:eastAsia="Times New Roman" w:hAnsi="Times New Roman" w:cs="Times New Roman"/>
           <w:sz w:val="36"/>
@@ -2958,6 +2965,7 @@
           <w:bCs/>
           <w:sz w:val="36"/>
           <w:szCs w:val="36"/>
+          <w:lang w:val="en-IN"/>
         </w:rPr>
       </w:pPr>
     </w:p>
@@ -3015,9 +3023,13 @@
           <w:sz w:val="44"/>
           <w:szCs w:val="44"/>
           <w:u w:val="single"/>
-        </w:rPr>
-      </w:pPr>
-      <w:r>
+          <w:lang w:val="en-IN"/>
+        </w:rPr>
+      </w:pPr>
+    </w:p>
+    <w:p>
+      <w:pPr>
+        <w:jc w:val="center"/>
         <w:rPr>
           <w:rFonts w:ascii="Times New Roman" w:eastAsia="Times New Roman" w:hAnsi="Times New Roman" w:cs="Times New Roman"/>
           <w:b/>
@@ -3025,30 +3037,56 @@
           <w:sz w:val="44"/>
           <w:szCs w:val="44"/>
           <w:u w:val="single"/>
-        </w:rPr>
-        <w:lastRenderedPageBreak/>
-        <w:t xml:space="preserve"> Stage 1</w:t>
-      </w:r>
-    </w:p>
-    <w:p>
-      <w:pPr>
-        <w:rPr>
-          <w:rFonts w:ascii="Times New Roman" w:eastAsia="Times New Roman" w:hAnsi="Times New Roman" w:cs="Times New Roman"/>
-          <w:b/>
-          <w:bCs/>
-          <w:sz w:val="36"/>
-          <w:szCs w:val="36"/>
-        </w:rPr>
-      </w:pPr>
-    </w:p>
-    <w:p>
-      <w:pPr>
-        <w:rPr>
-          <w:rFonts w:ascii="Times New Roman" w:eastAsia="Times New Roman" w:hAnsi="Times New Roman" w:cs="Times New Roman"/>
-          <w:b/>
-          <w:bCs/>
-          <w:sz w:val="36"/>
-          <w:szCs w:val="36"/>
+          <w:lang w:val="en-IN"/>
+        </w:rPr>
+      </w:pPr>
+    </w:p>
+    <w:p>
+      <w:pPr>
+        <w:jc w:val="center"/>
+        <w:rPr>
+          <w:rFonts w:ascii="Times New Roman" w:eastAsia="Times New Roman" w:hAnsi="Times New Roman" w:cs="Times New Roman"/>
+          <w:b/>
+          <w:bCs/>
+          <w:sz w:val="36"/>
+          <w:szCs w:val="36"/>
+          <w:lang w:val="en-IN"/>
+        </w:rPr>
+      </w:pPr>
+      <w:r>
+        <w:rPr>
+          <w:rFonts w:ascii="Times New Roman" w:eastAsia="Times New Roman" w:hAnsi="Times New Roman" w:cs="Times New Roman"/>
+          <w:b/>
+          <w:bCs/>
+          <w:sz w:val="44"/>
+          <w:szCs w:val="44"/>
+          <w:u w:val="single"/>
+          <w:lang w:val="en-IN"/>
+        </w:rPr>
+        <w:t>STAGE 1</w:t>
+      </w:r>
+    </w:p>
+    <w:p>
+      <w:pPr>
+        <w:rPr>
+          <w:rFonts w:ascii="Times New Roman" w:eastAsia="Times New Roman" w:hAnsi="Times New Roman" w:cs="Times New Roman"/>
+          <w:b/>
+          <w:bCs/>
+          <w:sz w:val="36"/>
+          <w:szCs w:val="36"/>
+          <w:lang w:val="en-IN"/>
+        </w:rPr>
+      </w:pPr>
+    </w:p>
+    <w:p>
+      <w:pPr>
+        <w:rPr>
+          <w:rFonts w:ascii="Times New Roman" w:eastAsia="Times New Roman" w:hAnsi="Times New Roman" w:cs="Times New Roman"/>
+          <w:b/>
+          <w:bCs/>
+          <w:sz w:val="36"/>
+          <w:szCs w:val="36"/>
+          <w:lang w:val="en-IN"/>
         </w:rPr>
       </w:pPr>
     </w:p>
@@ -3232,7 +3270,6 @@
           <w:sz w:val="36"/>
           <w:szCs w:val="36"/>
         </w:rPr>
-        <w:lastRenderedPageBreak/>
         <w:t xml:space="preserve">To address these limitations, many organizations are adopting the </w:t>
       </w:r>
       <w:r>
@@ -3458,7 +3495,6 @@
           <w:szCs w:val="36"/>
           <w:u w:val="single"/>
         </w:rPr>
-        <w:lastRenderedPageBreak/>
         <w:t>List Of  Vulnerabilities Table:-</w:t>
       </w:r>
     </w:p>
@@ -4626,7 +4662,6 @@
           <w:szCs w:val="36"/>
           <w:u w:val="single"/>
         </w:rPr>
-        <w:lastRenderedPageBreak/>
         <w:t>REPORT:</w:t>
       </w:r>
     </w:p>
@@ -8968,7 +9003,7 @@
     </w:p>
     <w:p>
       <w:pPr>
-        <w:ind w:firstLineChars="350" w:firstLine="1260"/>
+        <w:ind w:firstLineChars="350" w:firstLine="770"/>
         <w:rPr>
           <w:rFonts w:ascii="Times New Roman" w:hAnsi="Times New Roman" w:cs="Times New Roman"/>
           <w:sz w:val="36"/>
@@ -14161,51 +14196,113 @@
     </w:p>
     <w:p>
       <w:pPr>
-        <w:pStyle w:val="NormalWeb"/>
         <w:jc w:val="both"/>
         <w:rPr>
-          <w:sz w:val="32"/>
-          <w:szCs w:val="32"/>
-        </w:rPr>
-      </w:pPr>
-      <w:r>
-        <w:rPr>
-          <w:sz w:val="32"/>
-          <w:szCs w:val="32"/>
-        </w:rPr>
-        <w:t xml:space="preserve">Replacing legacy VPN architectures with </w:t>
-      </w:r>
-      <w:r>
-        <w:rPr>
-          <w:rStyle w:val="Strong"/>
-          <w:sz w:val="32"/>
-          <w:szCs w:val="32"/>
-        </w:rPr>
-        <w:t>Zscaler Zero Trust solutions</w:t>
-      </w:r>
-      <w:r>
-        <w:rPr>
-          <w:sz w:val="32"/>
-          <w:szCs w:val="32"/>
-        </w:rPr>
-        <w:t xml:space="preserve"> significantly enhances organizational security. By eliminating network-level access and implementing identity-based application access, organizations can reduce attack surfaces and prevent lateral movement within their infrastructure.</w:t>
-      </w:r>
-    </w:p>
-    <w:p>
-      <w:pPr>
-        <w:pStyle w:val="NormalWeb"/>
+          <w:rFonts w:ascii="Times New Roman" w:eastAsia="SimSun" w:hAnsi="Times New Roman" w:cs="Times New Roman"/>
+          <w:sz w:val="32"/>
+          <w:szCs w:val="32"/>
+          <w:lang w:val="en-IN" w:eastAsia="zh-CN"/>
+        </w:rPr>
+      </w:pPr>
+      <w:r>
+        <w:rPr>
+          <w:rFonts w:ascii="Times New Roman" w:eastAsia="SimSun" w:hAnsi="Times New Roman" w:cs="Times New Roman"/>
+          <w:sz w:val="32"/>
+          <w:szCs w:val="32"/>
+          <w:lang w:val="en-IN" w:eastAsia="zh-CN"/>
+        </w:rPr>
+        <w:t xml:space="preserve">Replacing traditional VPN infrastructure with a </w:t>
+      </w:r>
+      <w:r>
+        <w:rPr>
+          <w:rFonts w:ascii="Times New Roman" w:eastAsia="SimSun" w:hAnsi="Times New Roman" w:cs="Times New Roman"/>
+          <w:b/>
+          <w:bCs/>
+          <w:sz w:val="32"/>
+          <w:szCs w:val="32"/>
+          <w:lang w:val="en-IN" w:eastAsia="zh-CN"/>
+        </w:rPr>
+        <w:t>cloud native</w:t>
+      </w:r>
+      <w:r>
+        <w:rPr>
+          <w:rFonts w:ascii="Times New Roman" w:eastAsia="SimSun" w:hAnsi="Times New Roman" w:cs="Times New Roman"/>
+          <w:b/>
+          <w:bCs/>
+          <w:sz w:val="32"/>
+          <w:szCs w:val="32"/>
+          <w:lang w:val="en-IN" w:eastAsia="zh-CN"/>
+        </w:rPr>
+        <w:t xml:space="preserve"> Zero Trust solution using Zscaler</w:t>
+      </w:r>
+      <w:r>
+        <w:rPr>
+          <w:rFonts w:ascii="Times New Roman" w:eastAsia="SimSun" w:hAnsi="Times New Roman" w:cs="Times New Roman"/>
+          <w:sz w:val="32"/>
+          <w:szCs w:val="32"/>
+          <w:lang w:val="en-IN" w:eastAsia="zh-CN"/>
+        </w:rPr>
+        <w:t xml:space="preserve"> provides significant security improvements for modern organizations.</w:t>
+      </w:r>
+    </w:p>
+    <w:p>
+      <w:pPr>
         <w:jc w:val="both"/>
         <w:rPr>
-          <w:sz w:val="32"/>
-          <w:szCs w:val="32"/>
-        </w:rPr>
-      </w:pPr>
-      <w:r>
-        <w:rPr>
-          <w:sz w:val="32"/>
-          <w:szCs w:val="32"/>
-        </w:rPr>
-        <w:t>Zscaler’s cloud-native architecture provides scalable, secure, and efficient remote access without relying on traditional VPN hardware. As cyber threats continue to evolve, adopting Zero Trust principles ensures that organizations maintain a strong and resilient cybersecurity posture while supporting modern remote work environments.</w:t>
+          <w:rFonts w:ascii="Times New Roman" w:eastAsia="SimSun" w:hAnsi="Times New Roman" w:cs="Times New Roman"/>
+          <w:sz w:val="32"/>
+          <w:szCs w:val="32"/>
+          <w:lang w:val="en-IN" w:eastAsia="zh-CN"/>
+        </w:rPr>
+      </w:pPr>
+      <w:r>
+        <w:rPr>
+          <w:rFonts w:ascii="Times New Roman" w:eastAsia="SimSun" w:hAnsi="Times New Roman" w:cs="Times New Roman"/>
+          <w:sz w:val="32"/>
+          <w:szCs w:val="32"/>
+          <w:lang w:val="en-IN" w:eastAsia="zh-CN"/>
+        </w:rPr>
+        <w:t>This approach limits network exposure, prevents unauthorized access, and stops attackers from moving across systems.</w:t>
+      </w:r>
+    </w:p>
+    <w:p>
+      <w:pPr>
+        <w:jc w:val="both"/>
+        <w:rPr>
+          <w:rFonts w:ascii="Times New Roman" w:eastAsia="SimSun" w:hAnsi="Times New Roman" w:cs="Times New Roman"/>
+          <w:sz w:val="32"/>
+          <w:szCs w:val="32"/>
+          <w:lang w:val="en-IN" w:eastAsia="zh-CN"/>
+        </w:rPr>
+      </w:pPr>
+      <w:r>
+        <w:rPr>
+          <w:rFonts w:ascii="Times New Roman" w:eastAsia="SimSun" w:hAnsi="Times New Roman" w:cs="Times New Roman"/>
+          <w:sz w:val="32"/>
+          <w:szCs w:val="32"/>
+          <w:lang w:val="en-IN" w:eastAsia="zh-CN"/>
+        </w:rPr>
+        <w:t xml:space="preserve">By adopting Zero Trust principles, organizations can strengthen cybersecurity </w:t>
+      </w:r>
+      <w:proofErr w:type="spellStart"/>
+      <w:r>
+        <w:rPr>
+          <w:rFonts w:ascii="Times New Roman" w:eastAsia="SimSun" w:hAnsi="Times New Roman" w:cs="Times New Roman"/>
+          <w:sz w:val="32"/>
+          <w:szCs w:val="32"/>
+          <w:lang w:val="en-IN" w:eastAsia="zh-CN"/>
+        </w:rPr>
+        <w:t>defenses</w:t>
+      </w:r>
+      <w:proofErr w:type="spellEnd"/>
+      <w:r>
+        <w:rPr>
+          <w:rFonts w:ascii="Times New Roman" w:eastAsia="SimSun" w:hAnsi="Times New Roman" w:cs="Times New Roman"/>
+          <w:sz w:val="32"/>
+          <w:szCs w:val="32"/>
+          <w:lang w:val="en-IN" w:eastAsia="zh-CN"/>
+        </w:rPr>
+        <w:t>, support secure remote work environments, and protect critical business data from evolving threats.</w:t>
       </w:r>
     </w:p>
     <w:p>
@@ -14879,6 +14976,602 @@
     </w:lvl>
   </w:abstractNum>
   <w:abstractNum w:abstractNumId="6" w15:restartNumberingAfterBreak="0">
+    <w:nsid w:val="106766CA"/>
+    <w:multiLevelType w:val="multilevel"/>
+    <w:tmpl w:val="46524076"/>
+    <w:lvl w:ilvl="0">
+      <w:start w:val="1"/>
+      <w:numFmt w:val="bullet"/>
+      <w:lvlText w:val=""/>
+      <w:lvlJc w:val="left"/>
+      <w:pPr>
+        <w:tabs>
+          <w:tab w:val="num" w:pos="720"/>
+        </w:tabs>
+        <w:ind w:left="720" w:hanging="360"/>
+      </w:pPr>
+      <w:rPr>
+        <w:rFonts w:ascii="Symbol" w:hAnsi="Symbol" w:hint="default"/>
+        <w:sz w:val="20"/>
+      </w:rPr>
+    </w:lvl>
+    <w:lvl w:ilvl="1" w:tentative="1">
+      <w:start w:val="1"/>
+      <w:numFmt w:val="bullet"/>
+      <w:lvlText w:val="o"/>
+      <w:lvlJc w:val="left"/>
+      <w:pPr>
+        <w:tabs>
+          <w:tab w:val="num" w:pos="1440"/>
+        </w:tabs>
+        <w:ind w:left="1440" w:hanging="360"/>
+      </w:pPr>
+      <w:rPr>
+        <w:rFonts w:ascii="Courier New" w:hAnsi="Courier New" w:hint="default"/>
+        <w:sz w:val="20"/>
+      </w:rPr>
+    </w:lvl>
+    <w:lvl w:ilvl="2" w:tentative="1">
+      <w:start w:val="1"/>
+      <w:numFmt w:val="bullet"/>
+      <w:lvlText w:val=""/>
+      <w:lvlJc w:val="left"/>
+      <w:pPr>
+        <w:tabs>
+          <w:tab w:val="num" w:pos="2160"/>
+        </w:tabs>
+        <w:ind w:left="2160" w:hanging="360"/>
+      </w:pPr>
+      <w:rPr>
+        <w:rFonts w:ascii="Wingdings" w:hAnsi="Wingdings" w:hint="default"/>
+        <w:sz w:val="20"/>
+      </w:rPr>
+    </w:lvl>
+    <w:lvl w:ilvl="3" w:tentative="1">
+      <w:start w:val="1"/>
+      <w:numFmt w:val="bullet"/>
+      <w:lvlText w:val=""/>
+      <w:lvlJc w:val="left"/>
+      <w:pPr>
+        <w:tabs>
+          <w:tab w:val="num" w:pos="2880"/>
+        </w:tabs>
+        <w:ind w:left="2880" w:hanging="360"/>
+      </w:pPr>
+      <w:rPr>
+        <w:rFonts w:ascii="Wingdings" w:hAnsi="Wingdings" w:hint="default"/>
+        <w:sz w:val="20"/>
+      </w:rPr>
+    </w:lvl>
+    <w:lvl w:ilvl="4" w:tentative="1">
+      <w:start w:val="1"/>
+      <w:numFmt w:val="bullet"/>
+      <w:lvlText w:val=""/>
+      <w:lvlJc w:val="left"/>
+      <w:pPr>
+        <w:tabs>
+          <w:tab w:val="num" w:pos="3600"/>
+        </w:tabs>
+        <w:ind w:left="3600" w:hanging="360"/>
+      </w:pPr>
+      <w:rPr>
+        <w:rFonts w:ascii="Wingdings" w:hAnsi="Wingdings" w:hint="default"/>
+        <w:sz w:val="20"/>
+      </w:rPr>
+    </w:lvl>
+    <w:lvl w:ilvl="5" w:tentative="1">
+      <w:start w:val="1"/>
+      <w:numFmt w:val="bullet"/>
+      <w:lvlText w:val=""/>
+      <w:lvlJc w:val="left"/>
+      <w:pPr>
+        <w:tabs>
+          <w:tab w:val="num" w:pos="4320"/>
+        </w:tabs>
+        <w:ind w:left="4320" w:hanging="360"/>
+      </w:pPr>
+      <w:rPr>
+        <w:rFonts w:ascii="Wingdings" w:hAnsi="Wingdings" w:hint="default"/>
+        <w:sz w:val="20"/>
+      </w:rPr>
+    </w:lvl>
+    <w:lvl w:ilvl="6" w:tentative="1">
+      <w:start w:val="1"/>
+      <w:numFmt w:val="bullet"/>
+      <w:lvlText w:val=""/>
+      <w:lvlJc w:val="left"/>
+      <w:pPr>
+        <w:tabs>
+          <w:tab w:val="num" w:pos="5040"/>
+        </w:tabs>
+        <w:ind w:left="5040" w:hanging="360"/>
+      </w:pPr>
+      <w:rPr>
+        <w:rFonts w:ascii="Wingdings" w:hAnsi="Wingdings" w:hint="default"/>
+        <w:sz w:val="20"/>
+      </w:rPr>
+    </w:lvl>
+    <w:lvl w:ilvl="7" w:tentative="1">
+      <w:start w:val="1"/>
+      <w:numFmt w:val="bullet"/>
+      <w:lvlText w:val=""/>
+      <w:lvlJc w:val="left"/>
+      <w:pPr>
+        <w:tabs>
+          <w:tab w:val="num" w:pos="5760"/>
+        </w:tabs>
+        <w:ind w:left="5760" w:hanging="360"/>
+      </w:pPr>
+      <w:rPr>
+        <w:rFonts w:ascii="Wingdings" w:hAnsi="Wingdings" w:hint="default"/>
+        <w:sz w:val="20"/>
+      </w:rPr>
+    </w:lvl>
+    <w:lvl w:ilvl="8" w:tentative="1">
+      <w:start w:val="1"/>
+      <w:numFmt w:val="bullet"/>
+      <w:lvlText w:val=""/>
+      <w:lvlJc w:val="left"/>
+      <w:pPr>
+        <w:tabs>
+          <w:tab w:val="num" w:pos="6480"/>
+        </w:tabs>
+        <w:ind w:left="6480" w:hanging="360"/>
+      </w:pPr>
+      <w:rPr>
+        <w:rFonts w:ascii="Wingdings" w:hAnsi="Wingdings" w:hint="default"/>
+        <w:sz w:val="20"/>
+      </w:rPr>
+    </w:lvl>
+  </w:abstractNum>
+  <w:abstractNum w:abstractNumId="7" w15:restartNumberingAfterBreak="0">
+    <w:nsid w:val="20C42BDE"/>
+    <w:multiLevelType w:val="multilevel"/>
+    <w:tmpl w:val="555AB9E0"/>
+    <w:lvl w:ilvl="0">
+      <w:start w:val="1"/>
+      <w:numFmt w:val="bullet"/>
+      <w:lvlText w:val=""/>
+      <w:lvlJc w:val="left"/>
+      <w:pPr>
+        <w:tabs>
+          <w:tab w:val="num" w:pos="720"/>
+        </w:tabs>
+        <w:ind w:left="720" w:hanging="360"/>
+      </w:pPr>
+      <w:rPr>
+        <w:rFonts w:ascii="Symbol" w:hAnsi="Symbol" w:hint="default"/>
+        <w:sz w:val="20"/>
+      </w:rPr>
+    </w:lvl>
+    <w:lvl w:ilvl="1" w:tentative="1">
+      <w:start w:val="1"/>
+      <w:numFmt w:val="bullet"/>
+      <w:lvlText w:val="o"/>
+      <w:lvlJc w:val="left"/>
+      <w:pPr>
+        <w:tabs>
+          <w:tab w:val="num" w:pos="1440"/>
+        </w:tabs>
+        <w:ind w:left="1440" w:hanging="360"/>
+      </w:pPr>
+      <w:rPr>
+        <w:rFonts w:ascii="Courier New" w:hAnsi="Courier New" w:hint="default"/>
+        <w:sz w:val="20"/>
+      </w:rPr>
+    </w:lvl>
+    <w:lvl w:ilvl="2" w:tentative="1">
+      <w:start w:val="1"/>
+      <w:numFmt w:val="bullet"/>
+      <w:lvlText w:val=""/>
+      <w:lvlJc w:val="left"/>
+      <w:pPr>
+        <w:tabs>
+          <w:tab w:val="num" w:pos="2160"/>
+        </w:tabs>
+        <w:ind w:left="2160" w:hanging="360"/>
+      </w:pPr>
+      <w:rPr>
+        <w:rFonts w:ascii="Wingdings" w:hAnsi="Wingdings" w:hint="default"/>
+        <w:sz w:val="20"/>
+      </w:rPr>
+    </w:lvl>
+    <w:lvl w:ilvl="3" w:tentative="1">
+      <w:start w:val="1"/>
+      <w:numFmt w:val="bullet"/>
+      <w:lvlText w:val=""/>
+      <w:lvlJc w:val="left"/>
+      <w:pPr>
+        <w:tabs>
+          <w:tab w:val="num" w:pos="2880"/>
+        </w:tabs>
+        <w:ind w:left="2880" w:hanging="360"/>
+      </w:pPr>
+      <w:rPr>
+        <w:rFonts w:ascii="Wingdings" w:hAnsi="Wingdings" w:hint="default"/>
+        <w:sz w:val="20"/>
+      </w:rPr>
+    </w:lvl>
+    <w:lvl w:ilvl="4" w:tentative="1">
+      <w:start w:val="1"/>
+      <w:numFmt w:val="bullet"/>
+      <w:lvlText w:val=""/>
+      <w:lvlJc w:val="left"/>
+      <w:pPr>
+        <w:tabs>
+          <w:tab w:val="num" w:pos="3600"/>
+        </w:tabs>
+        <w:ind w:left="3600" w:hanging="360"/>
+      </w:pPr>
+      <w:rPr>
+        <w:rFonts w:ascii="Wingdings" w:hAnsi="Wingdings" w:hint="default"/>
+        <w:sz w:val="20"/>
+      </w:rPr>
+    </w:lvl>
+    <w:lvl w:ilvl="5" w:tentative="1">
+      <w:start w:val="1"/>
+      <w:numFmt w:val="bullet"/>
+      <w:lvlText w:val=""/>
+      <w:lvlJc w:val="left"/>
+      <w:pPr>
+        <w:tabs>
+          <w:tab w:val="num" w:pos="4320"/>
+        </w:tabs>
+        <w:ind w:left="4320" w:hanging="360"/>
+      </w:pPr>
+      <w:rPr>
+        <w:rFonts w:ascii="Wingdings" w:hAnsi="Wingdings" w:hint="default"/>
+        <w:sz w:val="20"/>
+      </w:rPr>
+    </w:lvl>
+    <w:lvl w:ilvl="6" w:tentative="1">
+      <w:start w:val="1"/>
+      <w:numFmt w:val="bullet"/>
+      <w:lvlText w:val=""/>
+      <w:lvlJc w:val="left"/>
+      <w:pPr>
+        <w:tabs>
+          <w:tab w:val="num" w:pos="5040"/>
+        </w:tabs>
+        <w:ind w:left="5040" w:hanging="360"/>
+      </w:pPr>
+      <w:rPr>
+        <w:rFonts w:ascii="Wingdings" w:hAnsi="Wingdings" w:hint="default"/>
+        <w:sz w:val="20"/>
+      </w:rPr>
+    </w:lvl>
+    <w:lvl w:ilvl="7" w:tentative="1">
+      <w:start w:val="1"/>
+      <w:numFmt w:val="bullet"/>
+      <w:lvlText w:val=""/>
+      <w:lvlJc w:val="left"/>
+      <w:pPr>
+        <w:tabs>
+          <w:tab w:val="num" w:pos="5760"/>
+        </w:tabs>
+        <w:ind w:left="5760" w:hanging="360"/>
+      </w:pPr>
+      <w:rPr>
+        <w:rFonts w:ascii="Wingdings" w:hAnsi="Wingdings" w:hint="default"/>
+        <w:sz w:val="20"/>
+      </w:rPr>
+    </w:lvl>
+    <w:lvl w:ilvl="8" w:tentative="1">
+      <w:start w:val="1"/>
+      <w:numFmt w:val="bullet"/>
+      <w:lvlText w:val=""/>
+      <w:lvlJc w:val="left"/>
+      <w:pPr>
+        <w:tabs>
+          <w:tab w:val="num" w:pos="6480"/>
+        </w:tabs>
+        <w:ind w:left="6480" w:hanging="360"/>
+      </w:pPr>
+      <w:rPr>
+        <w:rFonts w:ascii="Wingdings" w:hAnsi="Wingdings" w:hint="default"/>
+        <w:sz w:val="20"/>
+      </w:rPr>
+    </w:lvl>
+  </w:abstractNum>
+  <w:abstractNum w:abstractNumId="8" w15:restartNumberingAfterBreak="0">
+    <w:nsid w:val="319D2401"/>
+    <w:multiLevelType w:val="multilevel"/>
+    <w:tmpl w:val="DF28BE0A"/>
+    <w:lvl w:ilvl="0">
+      <w:start w:val="1"/>
+      <w:numFmt w:val="bullet"/>
+      <w:lvlText w:val=""/>
+      <w:lvlJc w:val="left"/>
+      <w:pPr>
+        <w:tabs>
+          <w:tab w:val="num" w:pos="720"/>
+        </w:tabs>
+        <w:ind w:left="720" w:hanging="360"/>
+      </w:pPr>
+      <w:rPr>
+        <w:rFonts w:ascii="Symbol" w:hAnsi="Symbol" w:hint="default"/>
+        <w:sz w:val="20"/>
+      </w:rPr>
+    </w:lvl>
+    <w:lvl w:ilvl="1" w:tentative="1">
+      <w:start w:val="1"/>
+      <w:numFmt w:val="bullet"/>
+      <w:lvlText w:val="o"/>
+      <w:lvlJc w:val="left"/>
+      <w:pPr>
+        <w:tabs>
+          <w:tab w:val="num" w:pos="1440"/>
+        </w:tabs>
+        <w:ind w:left="1440" w:hanging="360"/>
+      </w:pPr>
+      <w:rPr>
+        <w:rFonts w:ascii="Courier New" w:hAnsi="Courier New" w:hint="default"/>
+        <w:sz w:val="20"/>
+      </w:rPr>
+    </w:lvl>
+    <w:lvl w:ilvl="2" w:tentative="1">
+      <w:start w:val="1"/>
+      <w:numFmt w:val="bullet"/>
+      <w:lvlText w:val=""/>
+      <w:lvlJc w:val="left"/>
+      <w:pPr>
+        <w:tabs>
+          <w:tab w:val="num" w:pos="2160"/>
+        </w:tabs>
+        <w:ind w:left="2160" w:hanging="360"/>
+      </w:pPr>
+      <w:rPr>
+        <w:rFonts w:ascii="Wingdings" w:hAnsi="Wingdings" w:hint="default"/>
+        <w:sz w:val="20"/>
+      </w:rPr>
+    </w:lvl>
+    <w:lvl w:ilvl="3" w:tentative="1">
+      <w:start w:val="1"/>
+      <w:numFmt w:val="bullet"/>
+      <w:lvlText w:val=""/>
+      <w:lvlJc w:val="left"/>
+      <w:pPr>
+        <w:tabs>
+          <w:tab w:val="num" w:pos="2880"/>
+        </w:tabs>
+        <w:ind w:left="2880" w:hanging="360"/>
+      </w:pPr>
+      <w:rPr>
+        <w:rFonts w:ascii="Wingdings" w:hAnsi="Wingdings" w:hint="default"/>
+        <w:sz w:val="20"/>
+      </w:rPr>
+    </w:lvl>
+    <w:lvl w:ilvl="4" w:tentative="1">
+      <w:start w:val="1"/>
+      <w:numFmt w:val="bullet"/>
+      <w:lvlText w:val=""/>
+      <w:lvlJc w:val="left"/>
+      <w:pPr>
+        <w:tabs>
+          <w:tab w:val="num" w:pos="3600"/>
+        </w:tabs>
+        <w:ind w:left="3600" w:hanging="360"/>
+      </w:pPr>
+      <w:rPr>
+        <w:rFonts w:ascii="Wingdings" w:hAnsi="Wingdings" w:hint="default"/>
+        <w:sz w:val="20"/>
+      </w:rPr>
+    </w:lvl>
+    <w:lvl w:ilvl="5" w:tentative="1">
+      <w:start w:val="1"/>
+      <w:numFmt w:val="bullet"/>
+      <w:lvlText w:val=""/>
+      <w:lvlJc w:val="left"/>
+      <w:pPr>
+        <w:tabs>
+          <w:tab w:val="num" w:pos="4320"/>
+        </w:tabs>
+        <w:ind w:left="4320" w:hanging="360"/>
+      </w:pPr>
+      <w:rPr>
+        <w:rFonts w:ascii="Wingdings" w:hAnsi="Wingdings" w:hint="default"/>
+        <w:sz w:val="20"/>
+      </w:rPr>
+    </w:lvl>
+    <w:lvl w:ilvl="6" w:tentative="1">
+      <w:start w:val="1"/>
+      <w:numFmt w:val="bullet"/>
+      <w:lvlText w:val=""/>
+      <w:lvlJc w:val="left"/>
+      <w:pPr>
+        <w:tabs>
+          <w:tab w:val="num" w:pos="5040"/>
+        </w:tabs>
+        <w:ind w:left="5040" w:hanging="360"/>
+      </w:pPr>
+      <w:rPr>
+        <w:rFonts w:ascii="Wingdings" w:hAnsi="Wingdings" w:hint="default"/>
+        <w:sz w:val="20"/>
+      </w:rPr>
+    </w:lvl>
+    <w:lvl w:ilvl="7" w:tentative="1">
+      <w:start w:val="1"/>
+      <w:numFmt w:val="bullet"/>
+      <w:lvlText w:val=""/>
+      <w:lvlJc w:val="left"/>
+      <w:pPr>
+        <w:tabs>
+          <w:tab w:val="num" w:pos="5760"/>
+        </w:tabs>
+        <w:ind w:left="5760" w:hanging="360"/>
+      </w:pPr>
+      <w:rPr>
+        <w:rFonts w:ascii="Wingdings" w:hAnsi="Wingdings" w:hint="default"/>
+        <w:sz w:val="20"/>
+      </w:rPr>
+    </w:lvl>
+    <w:lvl w:ilvl="8" w:tentative="1">
+      <w:start w:val="1"/>
+      <w:numFmt w:val="bullet"/>
+      <w:lvlText w:val=""/>
+      <w:lvlJc w:val="left"/>
+      <w:pPr>
+        <w:tabs>
+          <w:tab w:val="num" w:pos="6480"/>
+        </w:tabs>
+        <w:ind w:left="6480" w:hanging="360"/>
+      </w:pPr>
+      <w:rPr>
+        <w:rFonts w:ascii="Wingdings" w:hAnsi="Wingdings" w:hint="default"/>
+        <w:sz w:val="20"/>
+      </w:rPr>
+    </w:lvl>
+  </w:abstractNum>
+  <w:abstractNum w:abstractNumId="9" w15:restartNumberingAfterBreak="0">
+    <w:nsid w:val="5421436F"/>
+    <w:multiLevelType w:val="multilevel"/>
+    <w:tmpl w:val="95289780"/>
+    <w:lvl w:ilvl="0">
+      <w:start w:val="1"/>
+      <w:numFmt w:val="bullet"/>
+      <w:lvlText w:val=""/>
+      <w:lvlJc w:val="left"/>
+      <w:pPr>
+        <w:tabs>
+          <w:tab w:val="num" w:pos="720"/>
+        </w:tabs>
+        <w:ind w:left="720" w:hanging="360"/>
+      </w:pPr>
+      <w:rPr>
+        <w:rFonts w:ascii="Symbol" w:hAnsi="Symbol" w:hint="default"/>
+        <w:sz w:val="20"/>
+      </w:rPr>
+    </w:lvl>
+    <w:lvl w:ilvl="1" w:tentative="1">
+      <w:start w:val="1"/>
+      <w:numFmt w:val="bullet"/>
+      <w:lvlText w:val="o"/>
+      <w:lvlJc w:val="left"/>
+      <w:pPr>
+        <w:tabs>
+          <w:tab w:val="num" w:pos="1440"/>
+        </w:tabs>
+        <w:ind w:left="1440" w:hanging="360"/>
+      </w:pPr>
+      <w:rPr>
+        <w:rFonts w:ascii="Courier New" w:hAnsi="Courier New" w:hint="default"/>
+        <w:sz w:val="20"/>
+      </w:rPr>
+    </w:lvl>
+    <w:lvl w:ilvl="2" w:tentative="1">
+      <w:start w:val="1"/>
+      <w:numFmt w:val="bullet"/>
+      <w:lvlText w:val=""/>
+      <w:lvlJc w:val="left"/>
+      <w:pPr>
+        <w:tabs>
+          <w:tab w:val="num" w:pos="2160"/>
+        </w:tabs>
+        <w:ind w:left="2160" w:hanging="360"/>
+      </w:pPr>
+      <w:rPr>
+        <w:rFonts w:ascii="Wingdings" w:hAnsi="Wingdings" w:hint="default"/>
+        <w:sz w:val="20"/>
+      </w:rPr>
+    </w:lvl>
+    <w:lvl w:ilvl="3" w:tentative="1">
+      <w:start w:val="1"/>
+      <w:numFmt w:val="bullet"/>
+      <w:lvlText w:val=""/>
+      <w:lvlJc w:val="left"/>
+      <w:pPr>
+        <w:tabs>
+          <w:tab w:val="num" w:pos="2880"/>
+        </w:tabs>
+        <w:ind w:left="2880" w:hanging="360"/>
+      </w:pPr>
+      <w:rPr>
+        <w:rFonts w:ascii="Wingdings" w:hAnsi="Wingdings" w:hint="default"/>
+        <w:sz w:val="20"/>
+      </w:rPr>
+    </w:lvl>
+    <w:lvl w:ilvl="4" w:tentative="1">
+      <w:start w:val="1"/>
+      <w:numFmt w:val="bullet"/>
+      <w:lvlText w:val=""/>
+      <w:lvlJc w:val="left"/>
+      <w:pPr>
+        <w:tabs>
+          <w:tab w:val="num" w:pos="3600"/>
+        </w:tabs>
+        <w:ind w:left="3600" w:hanging="360"/>
+      </w:pPr>
+      <w:rPr>
+        <w:rFonts w:ascii="Wingdings" w:hAnsi="Wingdings" w:hint="default"/>
+        <w:sz w:val="20"/>
+      </w:rPr>
+    </w:lvl>
+    <w:lvl w:ilvl="5" w:tentative="1">
+      <w:start w:val="1"/>
+      <w:numFmt w:val="bullet"/>
+      <w:lvlText w:val=""/>
+      <w:lvlJc w:val="left"/>
+      <w:pPr>
+        <w:tabs>
+          <w:tab w:val="num" w:pos="4320"/>
+        </w:tabs>
+        <w:ind w:left="4320" w:hanging="360"/>
+      </w:pPr>
+      <w:rPr>
+        <w:rFonts w:ascii="Wingdings" w:hAnsi="Wingdings" w:hint="default"/>
+        <w:sz w:val="20"/>
+      </w:rPr>
+    </w:lvl>
+    <w:lvl w:ilvl="6" w:tentative="1">
+      <w:start w:val="1"/>
+      <w:numFmt w:val="bullet"/>
+      <w:lvlText w:val=""/>
+      <w:lvlJc w:val="left"/>
+      <w:pPr>
+        <w:tabs>
+          <w:tab w:val="num" w:pos="5040"/>
+        </w:tabs>
+        <w:ind w:left="5040" w:hanging="360"/>
+      </w:pPr>
+      <w:rPr>
+        <w:rFonts w:ascii="Wingdings" w:hAnsi="Wingdings" w:hint="default"/>
+        <w:sz w:val="20"/>
+      </w:rPr>
+    </w:lvl>
+    <w:lvl w:ilvl="7" w:tentative="1">
+      <w:start w:val="1"/>
+      <w:numFmt w:val="bullet"/>
+      <w:lvlText w:val=""/>
+      <w:lvlJc w:val="left"/>
+      <w:pPr>
+        <w:tabs>
+          <w:tab w:val="num" w:pos="5760"/>
+        </w:tabs>
+        <w:ind w:left="5760" w:hanging="360"/>
+      </w:pPr>
+      <w:rPr>
+        <w:rFonts w:ascii="Wingdings" w:hAnsi="Wingdings" w:hint="default"/>
+        <w:sz w:val="20"/>
+      </w:rPr>
+    </w:lvl>
+    <w:lvl w:ilvl="8" w:tentative="1">
+      <w:start w:val="1"/>
+      <w:numFmt w:val="bullet"/>
+      <w:lvlText w:val=""/>
+      <w:lvlJc w:val="left"/>
+      <w:pPr>
+        <w:tabs>
+          <w:tab w:val="num" w:pos="6480"/>
+        </w:tabs>
+        <w:ind w:left="6480" w:hanging="360"/>
+      </w:pPr>
+      <w:rPr>
+        <w:rFonts w:ascii="Wingdings" w:hAnsi="Wingdings" w:hint="default"/>
+        <w:sz w:val="20"/>
+      </w:rPr>
+    </w:lvl>
+  </w:abstractNum>
+  <w:abstractNum w:abstractNumId="10" w15:restartNumberingAfterBreak="0">
     <w:nsid w:val="59ADCABA"/>
     <w:multiLevelType w:val="multilevel"/>
     <w:tmpl w:val="59ADCABA"/>
@@ -14988,6 +15681,155 @@
       </w:pPr>
       <w:rPr>
         <w:u w:val="none"/>
+      </w:rPr>
+    </w:lvl>
+  </w:abstractNum>
+  <w:abstractNum w:abstractNumId="11" w15:restartNumberingAfterBreak="0">
+    <w:nsid w:val="7C5100D2"/>
+    <w:multiLevelType w:val="multilevel"/>
+    <w:tmpl w:val="33A6BC14"/>
+    <w:lvl w:ilvl="0">
+      <w:start w:val="1"/>
+      <w:numFmt w:val="bullet"/>
+      <w:lvlText w:val=""/>
+      <w:lvlJc w:val="left"/>
+      <w:pPr>
+        <w:tabs>
+          <w:tab w:val="num" w:pos="720"/>
+        </w:tabs>
+        <w:ind w:left="720" w:hanging="360"/>
+      </w:pPr>
+      <w:rPr>
+        <w:rFonts w:ascii="Symbol" w:hAnsi="Symbol" w:hint="default"/>
+        <w:sz w:val="20"/>
+      </w:rPr>
+    </w:lvl>
+    <w:lvl w:ilvl="1" w:tentative="1">
+      <w:start w:val="1"/>
+      <w:numFmt w:val="bullet"/>
+      <w:lvlText w:val="o"/>
+      <w:lvlJc w:val="left"/>
+      <w:pPr>
+        <w:tabs>
+          <w:tab w:val="num" w:pos="1440"/>
+        </w:tabs>
+        <w:ind w:left="1440" w:hanging="360"/>
+      </w:pPr>
+      <w:rPr>
+        <w:rFonts w:ascii="Courier New" w:hAnsi="Courier New" w:hint="default"/>
+        <w:sz w:val="20"/>
+      </w:rPr>
+    </w:lvl>
+    <w:lvl w:ilvl="2" w:tentative="1">
+      <w:start w:val="1"/>
+      <w:numFmt w:val="bullet"/>
+      <w:lvlText w:val=""/>
+      <w:lvlJc w:val="left"/>
+      <w:pPr>
+        <w:tabs>
+          <w:tab w:val="num" w:pos="2160"/>
+        </w:tabs>
+        <w:ind w:left="2160" w:hanging="360"/>
+      </w:pPr>
+      <w:rPr>
+        <w:rFonts w:ascii="Wingdings" w:hAnsi="Wingdings" w:hint="default"/>
+        <w:sz w:val="20"/>
+      </w:rPr>
+    </w:lvl>
+    <w:lvl w:ilvl="3" w:tentative="1">
+      <w:start w:val="1"/>
+      <w:numFmt w:val="bullet"/>
+      <w:lvlText w:val=""/>
+      <w:lvlJc w:val="left"/>
+      <w:pPr>
+        <w:tabs>
+          <w:tab w:val="num" w:pos="2880"/>
+        </w:tabs>
+        <w:ind w:left="2880" w:hanging="360"/>
+      </w:pPr>
+      <w:rPr>
+        <w:rFonts w:ascii="Wingdings" w:hAnsi="Wingdings" w:hint="default"/>
+        <w:sz w:val="20"/>
+      </w:rPr>
+    </w:lvl>
+    <w:lvl w:ilvl="4" w:tentative="1">
+      <w:start w:val="1"/>
+      <w:numFmt w:val="bullet"/>
+      <w:lvlText w:val=""/>
+      <w:lvlJc w:val="left"/>
+      <w:pPr>
+        <w:tabs>
+          <w:tab w:val="num" w:pos="3600"/>
+        </w:tabs>
+        <w:ind w:left="3600" w:hanging="360"/>
+      </w:pPr>
+      <w:rPr>
+        <w:rFonts w:ascii="Wingdings" w:hAnsi="Wingdings" w:hint="default"/>
+        <w:sz w:val="20"/>
+      </w:rPr>
+    </w:lvl>
+    <w:lvl w:ilvl="5" w:tentative="1">
+      <w:start w:val="1"/>
+      <w:numFmt w:val="bullet"/>
+      <w:lvlText w:val=""/>
+      <w:lvlJc w:val="left"/>
+      <w:pPr>
+        <w:tabs>
+          <w:tab w:val="num" w:pos="4320"/>
+        </w:tabs>
+        <w:ind w:left="4320" w:hanging="360"/>
+      </w:pPr>
+      <w:rPr>
+        <w:rFonts w:ascii="Wingdings" w:hAnsi="Wingdings" w:hint="default"/>
+        <w:sz w:val="20"/>
+      </w:rPr>
+    </w:lvl>
+    <w:lvl w:ilvl="6" w:tentative="1">
+      <w:start w:val="1"/>
+      <w:numFmt w:val="bullet"/>
+      <w:lvlText w:val=""/>
+      <w:lvlJc w:val="left"/>
+      <w:pPr>
+        <w:tabs>
+          <w:tab w:val="num" w:pos="5040"/>
+        </w:tabs>
+        <w:ind w:left="5040" w:hanging="360"/>
+      </w:pPr>
+      <w:rPr>
+        <w:rFonts w:ascii="Wingdings" w:hAnsi="Wingdings" w:hint="default"/>
+        <w:sz w:val="20"/>
+      </w:rPr>
+    </w:lvl>
+    <w:lvl w:ilvl="7" w:tentative="1">
+      <w:start w:val="1"/>
+      <w:numFmt w:val="bullet"/>
+      <w:lvlText w:val=""/>
+      <w:lvlJc w:val="left"/>
+      <w:pPr>
+        <w:tabs>
+          <w:tab w:val="num" w:pos="5760"/>
+        </w:tabs>
+        <w:ind w:left="5760" w:hanging="360"/>
+      </w:pPr>
+      <w:rPr>
+        <w:rFonts w:ascii="Wingdings" w:hAnsi="Wingdings" w:hint="default"/>
+        <w:sz w:val="20"/>
+      </w:rPr>
+    </w:lvl>
+    <w:lvl w:ilvl="8" w:tentative="1">
+      <w:start w:val="1"/>
+      <w:numFmt w:val="bullet"/>
+      <w:lvlText w:val=""/>
+      <w:lvlJc w:val="left"/>
+      <w:pPr>
+        <w:tabs>
+          <w:tab w:val="num" w:pos="6480"/>
+        </w:tabs>
+        <w:ind w:left="6480" w:hanging="360"/>
+      </w:pPr>
+      <w:rPr>
+        <w:rFonts w:ascii="Wingdings" w:hAnsi="Wingdings" w:hint="default"/>
+        <w:sz w:val="20"/>
       </w:rPr>
     </w:lvl>
   </w:abstractNum>
@@ -14998,7 +15840,7 @@
     <w:abstractNumId w:val="3"/>
   </w:num>
   <w:num w:numId="3" w16cid:durableId="294219629">
-    <w:abstractNumId w:val="6"/>
+    <w:abstractNumId w:val="10"/>
   </w:num>
   <w:num w:numId="4" w16cid:durableId="644553594">
     <w:abstractNumId w:val="2"/>
@@ -15011,6 +15853,21 @@
   </w:num>
   <w:num w:numId="7" w16cid:durableId="515189725">
     <w:abstractNumId w:val="0"/>
+  </w:num>
+  <w:num w:numId="8" w16cid:durableId="966860258">
+    <w:abstractNumId w:val="6"/>
+  </w:num>
+  <w:num w:numId="9" w16cid:durableId="916480498">
+    <w:abstractNumId w:val="9"/>
+  </w:num>
+  <w:num w:numId="10" w16cid:durableId="310714533">
+    <w:abstractNumId w:val="8"/>
+  </w:num>
+  <w:num w:numId="11" w16cid:durableId="614599024">
+    <w:abstractNumId w:val="7"/>
+  </w:num>
+  <w:num w:numId="12" w16cid:durableId="1581065790">
+    <w:abstractNumId w:val="11"/>
   </w:num>
 </w:numbering>
 </file>
@@ -15041,6 +15898,7 @@
     <w:lsdException w:name="Emphasis" w:qFormat="1"/>
     <w:lsdException w:name="HTML Top of Form" w:semiHidden="1" w:uiPriority="99" w:unhideWhenUsed="1"/>
     <w:lsdException w:name="HTML Bottom of Form" w:semiHidden="1" w:uiPriority="99" w:unhideWhenUsed="1"/>
+    <w:lsdException w:name="Normal (Web)" w:uiPriority="99"/>
     <w:lsdException w:name="Normal Table" w:semiHidden="1" w:unhideWhenUsed="1"/>
     <w:lsdException w:name="No List" w:semiHidden="1" w:uiPriority="99" w:unhideWhenUsed="1"/>
     <w:lsdException w:name="Outline List 1" w:semiHidden="1" w:uiPriority="99" w:unhideWhenUsed="1"/>
@@ -15421,7 +16279,6 @@
   <w:style w:type="character" w:default="1" w:styleId="DefaultParagraphFont">
     <w:name w:val="Default Paragraph Font"/>
     <w:uiPriority w:val="1"/>
-    <w:semiHidden/>
     <w:unhideWhenUsed/>
   </w:style>
   <w:style w:type="table" w:default="1" w:styleId="TableNormal">
@@ -15465,6 +16322,7 @@
   </w:style>
   <w:style w:type="paragraph" w:styleId="NormalWeb">
     <w:name w:val="Normal (Web)"/>
+    <w:uiPriority w:val="99"/>
     <w:pPr>
       <w:spacing w:beforeAutospacing="1" w:afterAutospacing="1"/>
     </w:pPr>
@@ -15561,6 +16419,11 @@
     <w:basedOn w:val="TableNormal0"/>
     <w:qFormat/>
     <w:tblPr/>
+  </w:style>
+  <w:style w:type="character" w:customStyle="1" w:styleId="bzpyqfadein">
+    <w:name w:val="bz_pyq_fadein"/>
+    <w:basedOn w:val="DefaultParagraphFont"/>
+    <w:rsid w:val="00C05ACC"/>
   </w:style>
 </w:styles>
 </file>
